--- a/svoyo-delo/대본/3부/05화_Rublyovka.docx
+++ b/svoyo-delo/대본/3부/05화_Rublyovka.docx
@@ -95,7 +95,7 @@
         <w:t xml:space="preserve"> </w:t>
       </w:r>
       <w:r>
-        <w:t xml:space="preserve">- 규칙: 지문 없음. 전 화 100% 「화자명: 대사」. 1턴 15단어 이내 + 긴 턴 10~15회(25~35단어). 문법 초점(B2): 간접 의문 ли(Решает ли она — вопрос философский), 피동 단어미(должна быть разведена), 설득 화법(Если я скажу «нет» — будет «нет»).</w:t>
+        <w:t xml:space="preserve">- 규칙: 지문 없음. 전 화 100% 「화자명: 대사」. 1턴 20단어 이내 + 긴 턴 10~15회(30~50단어). 문법 초점(B2): 간접 의문 ли(Решает ли она — вопрос философский), 피동 단어미(должна быть разведена), 설득 화법(Если я скажу «нет» — будет «нет»).</w:t>
       </w:r>
       <w:r>
         <w:t xml:space="preserve"> </w:t>
@@ -733,119 +733,119 @@
         <w:pStyle w:val="FirstParagraph"/>
       </w:pPr>
       <w:r>
-        <w:t xml:space="preserve">DIMA: Алексей Николаевич, я подготовил схему. Кто есть кто в клинике. Можно прочитать?</w:t>
-      </w:r>
-    </w:p>
-    <w:p>
-      <w:pPr>
-        <w:pStyle w:val="BodyText"/>
-      </w:pPr>
-      <w:r>
-        <w:t xml:space="preserve">ALEKSEY: Читайте. До Жуковки двадцать минут. Пробки.</w:t>
-      </w:r>
-    </w:p>
-    <w:p>
-      <w:pPr>
-        <w:pStyle w:val="BodyText"/>
-      </w:pPr>
-      <w:r>
-        <w:t xml:space="preserve">DIMA: Клиника «Жуковка Эстетик». Шесть врачей-инъекционистов. Средний чек — в три раза выше, чем у Галины.</w:t>
-      </w:r>
-    </w:p>
-    <w:p>
-      <w:pPr>
-        <w:pStyle w:val="BodyText"/>
-      </w:pPr>
-      <w:r>
-        <w:t xml:space="preserve">ALEKSEY: В три раза. Значит, наш гель для них — дешёвый?</w:t>
-      </w:r>
-    </w:p>
-    <w:p>
-      <w:pPr>
-        <w:pStyle w:val="BodyText"/>
-      </w:pPr>
-      <w:r>
-        <w:t xml:space="preserve">DIMA: Для них дешёвый — это подозрительный. Я спросил знакомую медсестру оттуда.</w:t>
-      </w:r>
-    </w:p>
-    <w:p>
-      <w:pPr>
-        <w:pStyle w:val="BodyText"/>
-      </w:pPr>
-      <w:r>
-        <w:t xml:space="preserve">ALEKSEY: У вас уже есть знакомые на Рублёвке? За полтора месяца?</w:t>
-      </w:r>
-    </w:p>
-    <w:p>
-      <w:pPr>
-        <w:pStyle w:val="BodyText"/>
-      </w:pPr>
-      <w:r>
-        <w:t xml:space="preserve">DIMA: Медсестра училась с моей мамой. В Ярославле. Мир маленький.</w:t>
-      </w:r>
-    </w:p>
-    <w:p>
-      <w:pPr>
-        <w:pStyle w:val="BodyText"/>
-      </w:pPr>
-      <w:r>
-        <w:t xml:space="preserve">ALEKSEY: Москва маленькая, Ярославль ещё меньше. Кто принимает решение?</w:t>
-      </w:r>
-    </w:p>
-    <w:p>
-      <w:pPr>
-        <w:pStyle w:val="BodyText"/>
-      </w:pPr>
-      <w:r>
-        <w:t xml:space="preserve">DIMA: Вот это я и не понял. Медицинский директор — Сабуров. Маркетинг — Карина. Владелица — Арина Вольская.</w:t>
-      </w:r>
-    </w:p>
-    <w:p>
-      <w:pPr>
-        <w:pStyle w:val="BodyText"/>
-      </w:pPr>
-      <w:r>
-        <w:t xml:space="preserve">ALEKSEY: Значит, Вольская. Владелица решает.</w:t>
-      </w:r>
-    </w:p>
-    <w:p>
-      <w:pPr>
-        <w:pStyle w:val="BodyText"/>
-      </w:pPr>
-      <w:r>
-        <w:t xml:space="preserve">DIMA: Медсестра сказала: «Не торопитесь. Решает не тот, кто подписывает». И больше ничего не сказала.</w:t>
-      </w:r>
-    </w:p>
-    <w:p>
-      <w:pPr>
-        <w:pStyle w:val="BodyText"/>
-      </w:pPr>
-      <w:r>
-        <w:t xml:space="preserve">ALEKSEY: Загадка. Я десять лет ходил к главврачам. Главврач всегда решал.</w:t>
-      </w:r>
-    </w:p>
-    <w:p>
-      <w:pPr>
-        <w:pStyle w:val="BodyText"/>
-      </w:pPr>
-      <w:r>
-        <w:t xml:space="preserve">DIMA: В государственных больницах. А это частная клиника на Рублёвке. Тут другие правила.</w:t>
-      </w:r>
-    </w:p>
-    <w:p>
-      <w:pPr>
-        <w:pStyle w:val="BodyText"/>
-      </w:pPr>
-      <w:r>
-        <w:t xml:space="preserve">ALEKSEY: Тогда у нас план простой. Слушать. Задавать вопросы. Не продавать.</w:t>
-      </w:r>
-    </w:p>
-    <w:p>
-      <w:pPr>
-        <w:pStyle w:val="BodyText"/>
-      </w:pPr>
-      <w:r>
-        <w:t xml:space="preserve">DIMA: Не продавать? Мы же едем продавать.</w:t>
+        <w:t xml:space="preserve">DIMA: Алексей Николаевич, я подготовил схему, кто есть кто в клинике. Можно я вам её прочитаю?</w:t>
+      </w:r>
+    </w:p>
+    <w:p>
+      <w:pPr>
+        <w:pStyle w:val="BodyText"/>
+      </w:pPr>
+      <w:r>
+        <w:t xml:space="preserve">ALEKSEY: Читайте, до Жуковки ещё минут двадцать, потому что пробки.</w:t>
+      </w:r>
+    </w:p>
+    <w:p>
+      <w:pPr>
+        <w:pStyle w:val="BodyText"/>
+      </w:pPr>
+      <w:r>
+        <w:t xml:space="preserve">DIMA: Клиника «Жуковка Эстетик», шесть врачей-инъекционистов. Средний чек там в три раза выше, чем у Галины.</w:t>
+      </w:r>
+    </w:p>
+    <w:p>
+      <w:pPr>
+        <w:pStyle w:val="BodyText"/>
+      </w:pPr>
+      <w:r>
+        <w:t xml:space="preserve">ALEKSEY: В три раза? Значит, наш гель для них покажется дешёвым?</w:t>
+      </w:r>
+    </w:p>
+    <w:p>
+      <w:pPr>
+        <w:pStyle w:val="BodyText"/>
+      </w:pPr>
+      <w:r>
+        <w:t xml:space="preserve">DIMA: А для них дешёвый значит подозрительный. Я специально спросил знакомую медсестру оттуда.</w:t>
+      </w:r>
+    </w:p>
+    <w:p>
+      <w:pPr>
+        <w:pStyle w:val="BodyText"/>
+      </w:pPr>
+      <w:r>
+        <w:t xml:space="preserve">ALEKSEY: У вас уже есть знакомые на Рублёвке? Всего за полтора месяца?</w:t>
+      </w:r>
+    </w:p>
+    <w:p>
+      <w:pPr>
+        <w:pStyle w:val="BodyText"/>
+      </w:pPr>
+      <w:r>
+        <w:t xml:space="preserve">DIMA: Эта медсестра училась вместе с моей мамой в Ярославле. Мир маленький.</w:t>
+      </w:r>
+    </w:p>
+    <w:p>
+      <w:pPr>
+        <w:pStyle w:val="BodyText"/>
+      </w:pPr>
+      <w:r>
+        <w:t xml:space="preserve">ALEKSEY: Москва маленькая, а Ярославль ещё меньше. Так кто же у них там главный? Кто принимает решение?</w:t>
+      </w:r>
+    </w:p>
+    <w:p>
+      <w:pPr>
+        <w:pStyle w:val="BodyText"/>
+      </w:pPr>
+      <w:r>
+        <w:t xml:space="preserve">DIMA: Вот этого я как раз и не понял. Медицинский директор — Сабуров, маркетинг — Карина, а владелица — Арина Вольская.</w:t>
+      </w:r>
+    </w:p>
+    <w:p>
+      <w:pPr>
+        <w:pStyle w:val="BodyText"/>
+      </w:pPr>
+      <w:r>
+        <w:t xml:space="preserve">ALEKSEY: Значит, Вольская, ведь обычно решает владелица.</w:t>
+      </w:r>
+    </w:p>
+    <w:p>
+      <w:pPr>
+        <w:pStyle w:val="BodyText"/>
+      </w:pPr>
+      <w:r>
+        <w:t xml:space="preserve">DIMA: Медсестра сказала: «Не торопитесь. Решает не тот, кто подписывает». И больше ничего не захотела сказать.</w:t>
+      </w:r>
+    </w:p>
+    <w:p>
+      <w:pPr>
+        <w:pStyle w:val="BodyText"/>
+      </w:pPr>
+      <w:r>
+        <w:t xml:space="preserve">ALEKSEY: Это загадка, ведь я десять лет ходил к главврачам, и главврач всегда решал сам.</w:t>
+      </w:r>
+    </w:p>
+    <w:p>
+      <w:pPr>
+        <w:pStyle w:val="BodyText"/>
+      </w:pPr>
+      <w:r>
+        <w:t xml:space="preserve">DIMA: Но это было в государственных больницах. А это частная клиника на Рублёвке, и тут другие правила.</w:t>
+      </w:r>
+    </w:p>
+    <w:p>
+      <w:pPr>
+        <w:pStyle w:val="BodyText"/>
+      </w:pPr>
+      <w:r>
+        <w:t xml:space="preserve">ALEKSEY: Тогда план у нас простой: слушать, задавать вопросы и ничего не продавать.</w:t>
+      </w:r>
+    </w:p>
+    <w:p>
+      <w:pPr>
+        <w:pStyle w:val="BodyText"/>
+      </w:pPr>
+      <w:r>
+        <w:t xml:space="preserve">DIMA: Не продавать? Но мы же едем туда именно продавать.</w:t>
       </w:r>
     </w:p>
     <w:bookmarkEnd w:id="21"/>
@@ -875,103 +875,103 @@
         <w:pStyle w:val="FirstParagraph"/>
       </w:pPr>
       <w:r>
-        <w:t xml:space="preserve">SABUROV: Алексей Николаевич! Наслышан. Корнилова о вас рассказывала. Садитесь. Кофе? Шампанское? У нас принято.</w:t>
-      </w:r>
-    </w:p>
-    <w:p>
-      <w:pPr>
-        <w:pStyle w:val="BodyText"/>
-      </w:pPr>
-      <w:r>
-        <w:t xml:space="preserve">ALEKSEY: Кофе. Спасибо. Игорь Сергеевич, вы знаете Корнилову?</w:t>
-      </w:r>
-    </w:p>
-    <w:p>
-      <w:pPr>
-        <w:pStyle w:val="BodyText"/>
-      </w:pPr>
-      <w:r>
-        <w:t xml:space="preserve">SABUROV: Кто её не знает. Я учился у неё двадцать лет назад. Два раза пересдавал.</w:t>
-      </w:r>
-    </w:p>
-    <w:p>
-      <w:pPr>
-        <w:pStyle w:val="BodyText"/>
-      </w:pPr>
-      <w:r>
-        <w:t xml:space="preserve">DIMA: Два раза? У неё и сейчас пересдают.</w:t>
-      </w:r>
-    </w:p>
-    <w:p>
-      <w:pPr>
-        <w:pStyle w:val="BodyText"/>
-      </w:pPr>
-      <w:r>
-        <w:t xml:space="preserve">SABUROV: Итак. Ваш гель. Я посмотрел досье. Клинические данные — честные. Узелки на второй странице — смело.</w:t>
-      </w:r>
-    </w:p>
-    <w:p>
-      <w:pPr>
-        <w:pStyle w:val="BodyText"/>
-      </w:pPr>
-      <w:r>
-        <w:t xml:space="preserve">ALEKSEY: Это сделал завод. И Корнилова.</w:t>
-      </w:r>
-    </w:p>
-    <w:p>
-      <w:pPr>
-        <w:pStyle w:val="BodyText"/>
-      </w:pPr>
-      <w:r>
-        <w:t xml:space="preserve">SABUROV: Мне нравится. Мне нравится курс. Мне нравится ваша история про бабушку. Мне всё нравится.</w:t>
-      </w:r>
-    </w:p>
-    <w:p>
-      <w:pPr>
-        <w:pStyle w:val="BodyText"/>
-      </w:pPr>
-      <w:r>
-        <w:t xml:space="preserve">DIMA: Тогда вы готовы подписать договор на курс?</w:t>
-      </w:r>
-    </w:p>
-    <w:p>
-      <w:pPr>
-        <w:pStyle w:val="BodyText"/>
-      </w:pPr>
-      <w:r>
-        <w:t xml:space="preserve">SABUROV: Я? Нет, дорогой мой. Я — медицинский директор. Я говорю «мне нравится». Решаю не я.</w:t>
-      </w:r>
-    </w:p>
-    <w:p>
-      <w:pPr>
-        <w:pStyle w:val="BodyText"/>
-      </w:pPr>
-      <w:r>
-        <w:t xml:space="preserve">ALEKSEY: А кто?</w:t>
-      </w:r>
-    </w:p>
-    <w:p>
-      <w:pPr>
-        <w:pStyle w:val="BodyText"/>
-      </w:pPr>
-      <w:r>
-        <w:t xml:space="preserve">SABUROV: Это надо согласовать. С маркетингом. С владелицей. У нас каждое решение проходит три кабинета. Это Рублёвка. Здесь никто ничего не решает один. Здесь решают вместе, долго, за ужином.</w:t>
-      </w:r>
-    </w:p>
-    <w:p>
-      <w:pPr>
-        <w:pStyle w:val="BodyText"/>
-      </w:pPr>
-      <w:r>
-        <w:t xml:space="preserve">ALEKSEY: Понимаю. А ваше мнение что-то весит?</w:t>
-      </w:r>
-    </w:p>
-    <w:p>
-      <w:pPr>
-        <w:pStyle w:val="BodyText"/>
-      </w:pPr>
-      <w:r>
-        <w:t xml:space="preserve">SABUROV: Весит. Но не решает. Если я скажу «нет» — будет «нет». Если скажу «да» — будет «посмотрим».</w:t>
+        <w:t xml:space="preserve">SABUROV: Алексей Николаевич, наслышан, Корнилова о вас рассказывала! Садитесь, пожалуйста. Кофе или шампанское? У нас так принято.</w:t>
+      </w:r>
+    </w:p>
+    <w:p>
+      <w:pPr>
+        <w:pStyle w:val="BodyText"/>
+      </w:pPr>
+      <w:r>
+        <w:t xml:space="preserve">ALEKSEY: Кофе, спасибо. Игорь Сергеевич, а вы знаете Корнилову лично?</w:t>
+      </w:r>
+    </w:p>
+    <w:p>
+      <w:pPr>
+        <w:pStyle w:val="BodyText"/>
+      </w:pPr>
+      <w:r>
+        <w:t xml:space="preserve">SABUROV: А кто её не знает? Я учился у неё двадцать лет назад и два раза пересдавал.</w:t>
+      </w:r>
+    </w:p>
+    <w:p>
+      <w:pPr>
+        <w:pStyle w:val="BodyText"/>
+      </w:pPr>
+      <w:r>
+        <w:t xml:space="preserve">DIMA: Два раза? У неё и сейчас пересдают, так что вы не один такой.</w:t>
+      </w:r>
+    </w:p>
+    <w:p>
+      <w:pPr>
+        <w:pStyle w:val="BodyText"/>
+      </w:pPr>
+      <w:r>
+        <w:t xml:space="preserve">SABUROV: Итак, я посмотрел досье на ваш гель. Клинические данные честные, а узелки на второй странице — это смело.</w:t>
+      </w:r>
+    </w:p>
+    <w:p>
+      <w:pPr>
+        <w:pStyle w:val="BodyText"/>
+      </w:pPr>
+      <w:r>
+        <w:t xml:space="preserve">ALEKSEY: Это сделал завод, и ещё Корнилова настояла.</w:t>
+      </w:r>
+    </w:p>
+    <w:p>
+      <w:pPr>
+        <w:pStyle w:val="BodyText"/>
+      </w:pPr>
+      <w:r>
+        <w:t xml:space="preserve">SABUROV: Мне нравится. Мне нравится курс, и мне нравится ваша история про бабушку. Мне всё нравится.</w:t>
+      </w:r>
+    </w:p>
+    <w:p>
+      <w:pPr>
+        <w:pStyle w:val="BodyText"/>
+      </w:pPr>
+      <w:r>
+        <w:t xml:space="preserve">DIMA: Тогда, может быть, вы готовы подписать договор на курс?</w:t>
+      </w:r>
+    </w:p>
+    <w:p>
+      <w:pPr>
+        <w:pStyle w:val="BodyText"/>
+      </w:pPr>
+      <w:r>
+        <w:t xml:space="preserve">SABUROV: Я? Нет, дорогой мой. Я медицинский директор, и я говорю «мне нравится». Решаю не я.</w:t>
+      </w:r>
+    </w:p>
+    <w:p>
+      <w:pPr>
+        <w:pStyle w:val="BodyText"/>
+      </w:pPr>
+      <w:r>
+        <w:t xml:space="preserve">ALEKSEY: А кто тогда решает, если не вы?</w:t>
+      </w:r>
+    </w:p>
+    <w:p>
+      <w:pPr>
+        <w:pStyle w:val="BodyText"/>
+      </w:pPr>
+      <w:r>
+        <w:t xml:space="preserve">SABUROV: Это надо согласовать с маркетингом и с владелицей. У нас каждое решение проходит три кабинета. Это Рублёвка. Здесь никто ничего не решает один. Здесь решают вместе, долго, и обычно за ужином.</w:t>
+      </w:r>
+    </w:p>
+    <w:p>
+      <w:pPr>
+        <w:pStyle w:val="BodyText"/>
+      </w:pPr>
+      <w:r>
+        <w:t xml:space="preserve">ALEKSEY: Понимаю, а ваше мнение здесь что-то весит?</w:t>
+      </w:r>
+    </w:p>
+    <w:p>
+      <w:pPr>
+        <w:pStyle w:val="BodyText"/>
+      </w:pPr>
+      <w:r>
+        <w:t xml:space="preserve">SABUROV: Весит, но не решает. Если я скажу «нет», будет «нет». А если скажу «да», будет «посмотрим».</w:t>
       </w:r>
     </w:p>
     <w:p>
@@ -987,87 +987,87 @@
         <w:pStyle w:val="BodyText"/>
       </w:pPr>
       <w:r>
-        <w:t xml:space="preserve">SABUROV: Молодой человек, вы быстро учитесь. Это и есть Рублёвка. Пойдёмте к Карине.</w:t>
-      </w:r>
-    </w:p>
-    <w:p>
-      <w:pPr>
-        <w:pStyle w:val="BodyText"/>
-      </w:pPr>
-      <w:r>
-        <w:t xml:space="preserve">KARINA: Карина. Маркетинг. Сразу к делу. Нам интересно, если будет эксклюзив на Рублёвку. Ни одна клиника от Жуковки до Барвихи не получает ваш гель. Иначе нам нечего сказать нашим клиенткам.</w:t>
-      </w:r>
-    </w:p>
-    <w:p>
-      <w:pPr>
-        <w:pStyle w:val="BodyText"/>
-      </w:pPr>
-      <w:r>
-        <w:t xml:space="preserve">ALEKSEY: Эксклюзив по территории? Мы продаём каждому врачу, который сдал экзамен. Без исключений.</w:t>
-      </w:r>
-    </w:p>
-    <w:p>
-      <w:pPr>
-        <w:pStyle w:val="BodyText"/>
-      </w:pPr>
-      <w:r>
-        <w:t xml:space="preserve">KARINA: Тогда что будет нашим отличием? Наши клиентки не хотят то же, что у всех.</w:t>
-      </w:r>
-    </w:p>
-    <w:p>
-      <w:pPr>
-        <w:pStyle w:val="BodyText"/>
-      </w:pPr>
-      <w:r>
-        <w:t xml:space="preserve">DIMA: Отличием будет то, что у ваших врачей сертификат номер один, два, три. Первыми на Рублёвке.</w:t>
-      </w:r>
-    </w:p>
-    <w:p>
-      <w:pPr>
-        <w:pStyle w:val="BodyText"/>
-      </w:pPr>
-      <w:r>
-        <w:t xml:space="preserve">KARINA: Сертификат. Клиентки не смотрят сертификаты. Клиентки смотрят Инстаграм. Нам нужна съёмка. Ваш гель, наша клиника, известная пациентка. До и после. Мы оплатим половину съёмки. Это хорошее предложение.</w:t>
-      </w:r>
-    </w:p>
-    <w:p>
-      <w:pPr>
-        <w:pStyle w:val="BodyText"/>
-      </w:pPr>
-      <w:r>
-        <w:t xml:space="preserve">ALEKSEY: Карина, реклама медицинского изделия с «до и после» — это не к нам.</w:t>
-      </w:r>
-    </w:p>
-    <w:p>
-      <w:pPr>
-        <w:pStyle w:val="BodyText"/>
-      </w:pPr>
-      <w:r>
-        <w:t xml:space="preserve">KARINA: Все так делают.</w:t>
-      </w:r>
-    </w:p>
-    <w:p>
-      <w:pPr>
-        <w:pStyle w:val="BodyText"/>
-      </w:pPr>
-      <w:r>
-        <w:t xml:space="preserve">DIMA: Нам это часто говорят. Обычно перед тем, как предложить что-то плохое.</w:t>
-      </w:r>
-    </w:p>
-    <w:p>
-      <w:pPr>
-        <w:pStyle w:val="BodyText"/>
-      </w:pPr>
-      <w:r>
-        <w:t xml:space="preserve">KARINA: Вы дерзкий. Мне нравится. Но маркетинг — не моя подпись. Подпись — у Арины Владимировны.</w:t>
-      </w:r>
-    </w:p>
-    <w:p>
-      <w:pPr>
-        <w:pStyle w:val="BodyText"/>
-      </w:pPr>
-      <w:r>
-        <w:t xml:space="preserve">ALEKSEY: Значит, решает она?</w:t>
+        <w:t xml:space="preserve">SABUROV: Молодой человек, вы быстро учитесь. Это и есть Рублёвка. Пойдёмте, я отведу вас к Карине.</w:t>
+      </w:r>
+    </w:p>
+    <w:p>
+      <w:pPr>
+        <w:pStyle w:val="BodyText"/>
+      </w:pPr>
+      <w:r>
+        <w:t xml:space="preserve">KARINA: Я Карина, отвечаю за маркетинг, поэтому сразу к делу. Нам интересно, только если будет эксклюзив на Рублёвку. Ни одна клиника от Жуковки до Барвихи не должна получать ваш гель. Иначе нам просто нечего сказать нашим клиенткам.</w:t>
+      </w:r>
+    </w:p>
+    <w:p>
+      <w:pPr>
+        <w:pStyle w:val="BodyText"/>
+      </w:pPr>
+      <w:r>
+        <w:t xml:space="preserve">ALEKSEY: Эксклюзив по территории? Нет, мы продаём каждому врачу, который сдал экзамен, без исключений.</w:t>
+      </w:r>
+    </w:p>
+    <w:p>
+      <w:pPr>
+        <w:pStyle w:val="BodyText"/>
+      </w:pPr>
+      <w:r>
+        <w:t xml:space="preserve">KARINA: Тогда что будет нашим отличием? Наши клиентки не хотят то же самое, что у всех.</w:t>
+      </w:r>
+    </w:p>
+    <w:p>
+      <w:pPr>
+        <w:pStyle w:val="BodyText"/>
+      </w:pPr>
+      <w:r>
+        <w:t xml:space="preserve">DIMA: Отличием будет то, что у ваших врачей будут сертификаты номер один, два, три. Вы будете первыми на Рублёвке.</w:t>
+      </w:r>
+    </w:p>
+    <w:p>
+      <w:pPr>
+        <w:pStyle w:val="BodyText"/>
+      </w:pPr>
+      <w:r>
+        <w:t xml:space="preserve">KARINA: Сертификат? Клиентки не смотрят сертификаты, клиентки смотрят Инстаграм. Нам нужна съёмка: ваш гель, наша клиника и известная пациентка, до и после. Мы даже оплатим половину съёмки. По-моему, это хорошее предложение.</w:t>
+      </w:r>
+    </w:p>
+    <w:p>
+      <w:pPr>
+        <w:pStyle w:val="BodyText"/>
+      </w:pPr>
+      <w:r>
+        <w:t xml:space="preserve">ALEKSEY: Карина, реклама медицинского изделия с «до и после» — это не к нам, извините.</w:t>
+      </w:r>
+    </w:p>
+    <w:p>
+      <w:pPr>
+        <w:pStyle w:val="BodyText"/>
+      </w:pPr>
+      <w:r>
+        <w:t xml:space="preserve">KARINA: Но ведь все так делают, и никто не жалуется.</w:t>
+      </w:r>
+    </w:p>
+    <w:p>
+      <w:pPr>
+        <w:pStyle w:val="BodyText"/>
+      </w:pPr>
+      <w:r>
+        <w:t xml:space="preserve">DIMA: Нам это часто говорят, обычно перед тем, как предложить что-то плохое.</w:t>
+      </w:r>
+    </w:p>
+    <w:p>
+      <w:pPr>
+        <w:pStyle w:val="BodyText"/>
+      </w:pPr>
+      <w:r>
+        <w:t xml:space="preserve">KARINA: Вы дерзкий, и мне это нравится. Но маркетинг — не моя подпись. Подпись у Арины Владимировны.</w:t>
+      </w:r>
+    </w:p>
+    <w:p>
+      <w:pPr>
+        <w:pStyle w:val="BodyText"/>
+      </w:pPr>
+      <w:r>
+        <w:t xml:space="preserve">ALEKSEY: Значит, в итоге решает она?</w:t>
       </w:r>
     </w:p>
     <w:p>
@@ -1083,71 +1083,71 @@
         <w:pStyle w:val="BodyText"/>
       </w:pPr>
       <w:r>
-        <w:t xml:space="preserve">DIMA: Подписывает, но не обязательно решает. Медсестра говорила то же самое.</w:t>
-      </w:r>
-    </w:p>
-    <w:p>
-      <w:pPr>
-        <w:pStyle w:val="BodyText"/>
-      </w:pPr>
-      <w:r>
-        <w:t xml:space="preserve">KARINA: Какая медсестра?</w:t>
-      </w:r>
-    </w:p>
-    <w:p>
-      <w:pPr>
-        <w:pStyle w:val="BodyText"/>
-      </w:pPr>
-      <w:r>
-        <w:t xml:space="preserve">DIMA: Знакомая. Неважно. Можно мы пойдём к Арине Владимировне?</w:t>
-      </w:r>
-    </w:p>
-    <w:p>
-      <w:pPr>
-        <w:pStyle w:val="BodyText"/>
-      </w:pPr>
-      <w:r>
-        <w:t xml:space="preserve">KARINA: У неё пятнадцать минут. Совет: не говорите про бабушку. Здесь любят новое, а не старое.</w:t>
-      </w:r>
-    </w:p>
-    <w:p>
-      <w:pPr>
-        <w:pStyle w:val="BodyText"/>
-      </w:pPr>
-      <w:r>
-        <w:t xml:space="preserve">ALEKSEY: Спасибо за совет. Посмотрим.</w:t>
-      </w:r>
-    </w:p>
-    <w:p>
-      <w:pPr>
-        <w:pStyle w:val="BodyText"/>
-      </w:pPr>
-      <w:r>
-        <w:t xml:space="preserve">SABUROV: Алексей Николаевич, на минуту. Между нами. Не слушайте Карину. Арина любит старое. Особенно старых людей.</w:t>
-      </w:r>
-    </w:p>
-    <w:p>
-      <w:pPr>
-        <w:pStyle w:val="BodyText"/>
-      </w:pPr>
-      <w:r>
-        <w:t xml:space="preserve">ALEKSEY: Каких старых людей?</w:t>
-      </w:r>
-    </w:p>
-    <w:p>
-      <w:pPr>
-        <w:pStyle w:val="BodyText"/>
-      </w:pPr>
-      <w:r>
-        <w:t xml:space="preserve">SABUROV: Узнаете. Если она позовёт Людмилу Ивановну — у вас есть шанс. Если не позовёт — вы просто были на кофе. Я вам этого не говорил. Я медицинский директор, я говорю только «мне нравится».</w:t>
-      </w:r>
-    </w:p>
-    <w:p>
-      <w:pPr>
-        <w:pStyle w:val="BodyText"/>
-      </w:pPr>
-      <w:r>
-        <w:t xml:space="preserve">DIMA: Людмила Ивановна. Записал. Кто это?</w:t>
+        <w:t xml:space="preserve">DIMA: Подписывает, но не обязательно решает. Медсестра говорила мне то же самое.</w:t>
+      </w:r>
+    </w:p>
+    <w:p>
+      <w:pPr>
+        <w:pStyle w:val="BodyText"/>
+      </w:pPr>
+      <w:r>
+        <w:t xml:space="preserve">KARINA: Какая ещё медсестра? Вы о ком говорите?</w:t>
+      </w:r>
+    </w:p>
+    <w:p>
+      <w:pPr>
+        <w:pStyle w:val="BodyText"/>
+      </w:pPr>
+      <w:r>
+        <w:t xml:space="preserve">DIMA: Одна знакомая, но это сейчас неважно. Можно мы пойдём к Арине Владимировне?</w:t>
+      </w:r>
+    </w:p>
+    <w:p>
+      <w:pPr>
+        <w:pStyle w:val="BodyText"/>
+      </w:pPr>
+      <w:r>
+        <w:t xml:space="preserve">KARINA: У неё есть пятнадцать минут. Дам совет: не говорите про бабушку, здесь любят новое, а не старое.</w:t>
+      </w:r>
+    </w:p>
+    <w:p>
+      <w:pPr>
+        <w:pStyle w:val="BodyText"/>
+      </w:pPr>
+      <w:r>
+        <w:t xml:space="preserve">ALEKSEY: Спасибо за совет, посмотрим, как пойдёт разговор.</w:t>
+      </w:r>
+    </w:p>
+    <w:p>
+      <w:pPr>
+        <w:pStyle w:val="BodyText"/>
+      </w:pPr>
+      <w:r>
+        <w:t xml:space="preserve">SABUROV: Алексей Николаевич, на минуту, между нами. Не слушайте Карину. Арина любит старое, особенно старых людей.</w:t>
+      </w:r>
+    </w:p>
+    <w:p>
+      <w:pPr>
+        <w:pStyle w:val="BodyText"/>
+      </w:pPr>
+      <w:r>
+        <w:t xml:space="preserve">ALEKSEY: Каких старых людей? Я не совсем понимаю.</w:t>
+      </w:r>
+    </w:p>
+    <w:p>
+      <w:pPr>
+        <w:pStyle w:val="BodyText"/>
+      </w:pPr>
+      <w:r>
+        <w:t xml:space="preserve">SABUROV: Скоро вы это узнаете сами. Если она позовёт Людмилу Ивановну, у вас есть шанс. Если не позовёт, вы просто были на кофе. Я вам этого не говорил. Я медицинский директор, я говорю только «мне нравится».</w:t>
+      </w:r>
+    </w:p>
+    <w:p>
+      <w:pPr>
+        <w:pStyle w:val="BodyText"/>
+      </w:pPr>
+      <w:r>
+        <w:t xml:space="preserve">DIMA: Людмила Ивановна, записал. А кто она такая?</w:t>
       </w:r>
     </w:p>
     <w:bookmarkEnd w:id="22"/>
@@ -1165,55 +1165,55 @@
         <w:pStyle w:val="FirstParagraph"/>
       </w:pPr>
       <w:r>
-        <w:t xml:space="preserve">ARINA: Здравствуйте. Арина Вольская. У меня пятнадцать минут. Сабуров сказал «нравится», Карина хочет эксклюзив. Я права?</w:t>
-      </w:r>
-    </w:p>
-    <w:p>
-      <w:pPr>
-        <w:pStyle w:val="BodyText"/>
-      </w:pPr>
-      <w:r>
-        <w:t xml:space="preserve">ALEKSEY: Правы. Эксклюзива не будет. Курс — обязательно. Продажи — только сертифицированным врачам.</w:t>
-      </w:r>
-    </w:p>
-    <w:p>
-      <w:pPr>
-        <w:pStyle w:val="BodyText"/>
-      </w:pPr>
-      <w:r>
-        <w:t xml:space="preserve">ARINA: Мне нравится, когда мужчина говорит «нет» в моём кабинете. Это редкость. Почему не будет эксклюзива?</w:t>
-      </w:r>
-    </w:p>
-    <w:p>
-      <w:pPr>
-        <w:pStyle w:val="BodyText"/>
-      </w:pPr>
-      <w:r>
-        <w:t xml:space="preserve">ALEKSEY: Потому что эксклюзив — это когда врач в Химках, который сдал экзамен, не может купить.</w:t>
-      </w:r>
-    </w:p>
-    <w:p>
-      <w:pPr>
-        <w:pStyle w:val="BodyText"/>
-      </w:pPr>
-      <w:r>
-        <w:t xml:space="preserve">ARINA: Логично. Хорошо. Цена?</w:t>
-      </w:r>
-    </w:p>
-    <w:p>
-      <w:pPr>
-        <w:pStyle w:val="BodyText"/>
-      </w:pPr>
-      <w:r>
-        <w:t xml:space="preserve">DIMA: Девять тысяч. Как у всех. Безнал. Курс — сорок пять тысяч за врача.</w:t>
-      </w:r>
-    </w:p>
-    <w:p>
-      <w:pPr>
-        <w:pStyle w:val="BodyText"/>
-      </w:pPr>
-      <w:r>
-        <w:t xml:space="preserve">ARINA: Девять. Для Рублёвки это дёшево. Мои клиентки спросят, почему так дёшево.</w:t>
+        <w:t xml:space="preserve">ARINA: Здравствуйте, Арина Вольская. У меня пятнадцать минут. Сабуров сказал «нравится», а Карина хочет эксклюзив. Я права?</w:t>
+      </w:r>
+    </w:p>
+    <w:p>
+      <w:pPr>
+        <w:pStyle w:val="BodyText"/>
+      </w:pPr>
+      <w:r>
+        <w:t xml:space="preserve">ALEKSEY: Вы правы: эксклюзива не будет, курс обязателен, а продажи только сертифицированным врачам.</w:t>
+      </w:r>
+    </w:p>
+    <w:p>
+      <w:pPr>
+        <w:pStyle w:val="BodyText"/>
+      </w:pPr>
+      <w:r>
+        <w:t xml:space="preserve">ARINA: Мне нравится, когда мужчина говорит «нет» в моём кабинете, это редкость. Но почему не будет эксклюзива?</w:t>
+      </w:r>
+    </w:p>
+    <w:p>
+      <w:pPr>
+        <w:pStyle w:val="BodyText"/>
+      </w:pPr>
+      <w:r>
+        <w:t xml:space="preserve">ALEKSEY: Потому что эксклюзив — это когда врач в Химках, который честно сдал экзамен, не может купить гель.</w:t>
+      </w:r>
+    </w:p>
+    <w:p>
+      <w:pPr>
+        <w:pStyle w:val="BodyText"/>
+      </w:pPr>
+      <w:r>
+        <w:t xml:space="preserve">ARINA: Логично, принимаю, а какая у вас цена?</w:t>
+      </w:r>
+    </w:p>
+    <w:p>
+      <w:pPr>
+        <w:pStyle w:val="BodyText"/>
+      </w:pPr>
+      <w:r>
+        <w:t xml:space="preserve">DIMA: Девять тысяч, как у всех, по безналу. Курс стоит сорок пять тысяч за врача.</w:t>
+      </w:r>
+    </w:p>
+    <w:p>
+      <w:pPr>
+        <w:pStyle w:val="BodyText"/>
+      </w:pPr>
+      <w:r>
+        <w:t xml:space="preserve">ARINA: Девять? Для Рублёвки это дёшево, и мои клиентки спросят, почему так дёшево.</w:t>
       </w:r>
     </w:p>
     <w:p>
@@ -1229,175 +1229,175 @@
         <w:pStyle w:val="BodyText"/>
       </w:pPr>
       <w:r>
-        <w:t xml:space="preserve">ARINA: Без отката. Вы и про это знаете. Вы слышали про Галину Резник?</w:t>
-      </w:r>
-    </w:p>
-    <w:p>
-      <w:pPr>
-        <w:pStyle w:val="BodyText"/>
-      </w:pPr>
-      <w:r>
-        <w:t xml:space="preserve">DIMA: Слышали.</w:t>
-      </w:r>
-    </w:p>
-    <w:p>
-      <w:pPr>
-        <w:pStyle w:val="BodyText"/>
-      </w:pPr>
-      <w:r>
-        <w:t xml:space="preserve">ARINA: Галина рассказала на ужине. Сказала: «Мальчик из Ярославля спас мне восемь лет бухгалтерии». Это вы?</w:t>
-      </w:r>
-    </w:p>
-    <w:p>
-      <w:pPr>
-        <w:pStyle w:val="BodyText"/>
-      </w:pPr>
-      <w:r>
-        <w:t xml:space="preserve">DIMA: Наверное, я. Хотя я не мальчик.</w:t>
-      </w:r>
-    </w:p>
-    <w:p>
-      <w:pPr>
-        <w:pStyle w:val="BodyText"/>
-      </w:pPr>
-      <w:r>
-        <w:t xml:space="preserve">ARINA: Здесь все мальчики, кому меньше сорока. Ладно. Я готова подписать. Но не сегодня.</w:t>
-      </w:r>
-    </w:p>
-    <w:p>
-      <w:pPr>
-        <w:pStyle w:val="BodyText"/>
-      </w:pPr>
-      <w:r>
-        <w:t xml:space="preserve">ALEKSEY: Что нужно, чтобы сегодня?</w:t>
-      </w:r>
-    </w:p>
-    <w:p>
-      <w:pPr>
-        <w:pStyle w:val="BodyText"/>
-      </w:pPr>
-      <w:r>
-        <w:t xml:space="preserve">ARINA: Одно. Людмила Ивановна. Света, позовите Людмилу Ивановну.</w:t>
-      </w:r>
-    </w:p>
-    <w:p>
-      <w:pPr>
-        <w:pStyle w:val="BodyText"/>
-      </w:pPr>
-      <w:r>
-        <w:t xml:space="preserve">ALEKSEY: Кто такая Людмила Ивановна?</w:t>
-      </w:r>
-    </w:p>
-    <w:p>
-      <w:pPr>
-        <w:pStyle w:val="BodyText"/>
-      </w:pPr>
-      <w:r>
-        <w:t xml:space="preserve">ARINA: Старшая медсестра. Двенадцать лет — у меня. Все осложнения в моих клиниках идут к ней. Ночью, в выходные, в Новый год. Если она скажет «нет» — я не подпишу. Даже если вы мне очень понравитесь.</w:t>
-      </w:r>
-    </w:p>
-    <w:p>
-      <w:pPr>
-        <w:pStyle w:val="BodyText"/>
-      </w:pPr>
-      <w:r>
-        <w:t xml:space="preserve">DIMA: Значит, решает она.</w:t>
-      </w:r>
-    </w:p>
-    <w:p>
-      <w:pPr>
-        <w:pStyle w:val="BodyText"/>
-      </w:pPr>
-      <w:r>
-        <w:t xml:space="preserve">ARINA: Решаю я. Но я решаю так, как скажет она. Это разные вещи, молодой человек.</w:t>
-      </w:r>
-    </w:p>
-    <w:p>
-      <w:pPr>
-        <w:pStyle w:val="BodyText"/>
-      </w:pPr>
-      <w:r>
-        <w:t xml:space="preserve">LYUDMILA: Арина Владимировна, звали? Здравствуйте. Это и есть корейский гель?</w:t>
-      </w:r>
-    </w:p>
-    <w:p>
-      <w:pPr>
-        <w:pStyle w:val="BodyText"/>
-      </w:pPr>
-      <w:r>
-        <w:t xml:space="preserve">ARINA: Это они. Людмила Ивановна, у вас один вопрос. Как всегда.</w:t>
-      </w:r>
-    </w:p>
-    <w:p>
-      <w:pPr>
-        <w:pStyle w:val="BodyText"/>
-      </w:pPr>
-      <w:r>
-        <w:t xml:space="preserve">LYUDMILA: Один. Кто из вас ответит?</w:t>
-      </w:r>
-    </w:p>
-    <w:p>
-      <w:pPr>
-        <w:pStyle w:val="BodyText"/>
-      </w:pPr>
-      <w:r>
-        <w:t xml:space="preserve">ALEKSEY: Я. Я директор.</w:t>
-      </w:r>
-    </w:p>
-    <w:p>
-      <w:pPr>
-        <w:pStyle w:val="BodyText"/>
-      </w:pPr>
-      <w:r>
-        <w:t xml:space="preserve">LYUDMILA: Директор знает ответ, который ему написали. Пусть ответит молодой. Вопрос: пациентке ввели гель. Кожа над местом укола побелела. Через минуту — синеет по краям. Что делает врач? По шагам.</w:t>
-      </w:r>
-    </w:p>
-    <w:p>
-      <w:pPr>
-        <w:pStyle w:val="BodyText"/>
-      </w:pPr>
-      <w:r>
-        <w:t xml:space="preserve">DIMA: Я не врач. Но я прошёл модуль пять. У Фоминой.</w:t>
-      </w:r>
-    </w:p>
-    <w:p>
-      <w:pPr>
-        <w:pStyle w:val="BodyText"/>
-      </w:pPr>
-      <w:r>
-        <w:t xml:space="preserve">LYUDMILA: Фомина? Надежда Сергеевна из Тулы? Отвечайте.</w:t>
-      </w:r>
-    </w:p>
-    <w:p>
-      <w:pPr>
-        <w:pStyle w:val="BodyText"/>
-      </w:pPr>
-      <w:r>
-        <w:t xml:space="preserve">DIMA: Первое — остановить введение. Сразу. Второе — гиалуронидаза. Она должна быть в кабинете, не в шкафу. Третье — массаж, тепло. Четвёртое — звонить. Пятое — записывать всё, с минутами. Как в тетради.</w:t>
-      </w:r>
-    </w:p>
-    <w:p>
-      <w:pPr>
-        <w:pStyle w:val="BodyText"/>
-      </w:pPr>
-      <w:r>
-        <w:t xml:space="preserve">LYUDMILA: Кому звонить?</w:t>
-      </w:r>
-    </w:p>
-    <w:p>
-      <w:pPr>
-        <w:pStyle w:val="BodyText"/>
-      </w:pPr>
-      <w:r>
-        <w:t xml:space="preserve">DIMA: Тому, кто учил. Корниловой. Или Фоминой. И — нам. Мы сообщаем эксперту.</w:t>
-      </w:r>
-    </w:p>
-    <w:p>
-      <w:pPr>
-        <w:pStyle w:val="BodyText"/>
-      </w:pPr>
-      <w:r>
-        <w:t xml:space="preserve">LYUDMILA: Эксперту. Сами. Арина Владимировна, выйдем на минуту?</w:t>
+        <w:t xml:space="preserve">ARINA: Без отката. Вы и про это знаете. А вы слышали про Галину Резник?</w:t>
+      </w:r>
+    </w:p>
+    <w:p>
+      <w:pPr>
+        <w:pStyle w:val="BodyText"/>
+      </w:pPr>
+      <w:r>
+        <w:t xml:space="preserve">DIMA: Слышали, и даже немного участвовали.</w:t>
+      </w:r>
+    </w:p>
+    <w:p>
+      <w:pPr>
+        <w:pStyle w:val="BodyText"/>
+      </w:pPr>
+      <w:r>
+        <w:t xml:space="preserve">ARINA: Галина рассказала об этом на ужине. Она сказала: «Мальчик из Ярославля спас мне восемь лет бухгалтерии». Это вы?</w:t>
+      </w:r>
+    </w:p>
+    <w:p>
+      <w:pPr>
+        <w:pStyle w:val="BodyText"/>
+      </w:pPr>
+      <w:r>
+        <w:t xml:space="preserve">DIMA: Наверное, я, хотя я уже давно не мальчик.</w:t>
+      </w:r>
+    </w:p>
+    <w:p>
+      <w:pPr>
+        <w:pStyle w:val="BodyText"/>
+      </w:pPr>
+      <w:r>
+        <w:t xml:space="preserve">ARINA: Здесь мальчики все, кому меньше сорока. Ладно, я готова подписать, но не сегодня.</w:t>
+      </w:r>
+    </w:p>
+    <w:p>
+      <w:pPr>
+        <w:pStyle w:val="BodyText"/>
+      </w:pPr>
+      <w:r>
+        <w:t xml:space="preserve">ALEKSEY: А что нужно, чтобы вы подписали сегодня?</w:t>
+      </w:r>
+    </w:p>
+    <w:p>
+      <w:pPr>
+        <w:pStyle w:val="BodyText"/>
+      </w:pPr>
+      <w:r>
+        <w:t xml:space="preserve">ARINA: Одно: Людмила Ивановна. Света, позовите, пожалуйста, Людмилу Ивановну.</w:t>
+      </w:r>
+    </w:p>
+    <w:p>
+      <w:pPr>
+        <w:pStyle w:val="BodyText"/>
+      </w:pPr>
+      <w:r>
+        <w:t xml:space="preserve">ALEKSEY: Простите, а кто такая Людмила Ивановна?</w:t>
+      </w:r>
+    </w:p>
+    <w:p>
+      <w:pPr>
+        <w:pStyle w:val="BodyText"/>
+      </w:pPr>
+      <w:r>
+        <w:t xml:space="preserve">ARINA: Старшая медсестра. Двенадцать лет — у меня. Все осложнения в моих клиниках идут к ней. Ночью, в выходные, в Новый год. Если она скажет «нет» — я не подпишу. Даже если вы мне очень понравитесь, а такое со мной бывает нечасто.</w:t>
+      </w:r>
+    </w:p>
+    <w:p>
+      <w:pPr>
+        <w:pStyle w:val="BodyText"/>
+      </w:pPr>
+      <w:r>
+        <w:t xml:space="preserve">DIMA: Значит, на самом деле решает она.</w:t>
+      </w:r>
+    </w:p>
+    <w:p>
+      <w:pPr>
+        <w:pStyle w:val="BodyText"/>
+      </w:pPr>
+      <w:r>
+        <w:t xml:space="preserve">ARINA: Решаю я, но я решаю так, как скажет она. Это разные вещи, молодой человек.</w:t>
+      </w:r>
+    </w:p>
+    <w:p>
+      <w:pPr>
+        <w:pStyle w:val="BodyText"/>
+      </w:pPr>
+      <w:r>
+        <w:t xml:space="preserve">LYUDMILA: Арина Владимировна, вы меня звали? Здравствуйте. Это и есть тот самый корейский гель?</w:t>
+      </w:r>
+    </w:p>
+    <w:p>
+      <w:pPr>
+        <w:pStyle w:val="BodyText"/>
+      </w:pPr>
+      <w:r>
+        <w:t xml:space="preserve">ARINA: Да, это они. Людмила Ивановна, у вас, как всегда, один вопрос.</w:t>
+      </w:r>
+    </w:p>
+    <w:p>
+      <w:pPr>
+        <w:pStyle w:val="BodyText"/>
+      </w:pPr>
+      <w:r>
+        <w:t xml:space="preserve">LYUDMILA: Один. Кто из вас будет отвечать?</w:t>
+      </w:r>
+    </w:p>
+    <w:p>
+      <w:pPr>
+        <w:pStyle w:val="BodyText"/>
+      </w:pPr>
+      <w:r>
+        <w:t xml:space="preserve">ALEKSEY: Я, потому что я директор.</w:t>
+      </w:r>
+    </w:p>
+    <w:p>
+      <w:pPr>
+        <w:pStyle w:val="BodyText"/>
+      </w:pPr>
+      <w:r>
+        <w:t xml:space="preserve">LYUDMILA: Директор знает ответ, который ему написали. Пусть ответит молодой. Вопрос такой: пациентке ввели гель, и кожа над местом укола побелела. Через минуту она синеет по краям. Что делает врач? По шагам.</w:t>
+      </w:r>
+    </w:p>
+    <w:p>
+      <w:pPr>
+        <w:pStyle w:val="BodyText"/>
+      </w:pPr>
+      <w:r>
+        <w:t xml:space="preserve">DIMA: Я не врач, но я прошёл модуль пять у Фоминой.</w:t>
+      </w:r>
+    </w:p>
+    <w:p>
+      <w:pPr>
+        <w:pStyle w:val="BodyText"/>
+      </w:pPr>
+      <w:r>
+        <w:t xml:space="preserve">LYUDMILA: У Фоминой? У Надежды Сергеевны из Тулы? Тогда отвечайте.</w:t>
+      </w:r>
+    </w:p>
+    <w:p>
+      <w:pPr>
+        <w:pStyle w:val="BodyText"/>
+      </w:pPr>
+      <w:r>
+        <w:t xml:space="preserve">DIMA: Первое — сразу остановить введение. Второе — гиалуронидаза, которая должна быть в кабинете, а не в шкафу. Третье — массаж и тепло. Четвёртое — звонить. Пятое — записывать всё, с минутами, как в тетради, чтобы потом ничего не забыть.</w:t>
+      </w:r>
+    </w:p>
+    <w:p>
+      <w:pPr>
+        <w:pStyle w:val="BodyText"/>
+      </w:pPr>
+      <w:r>
+        <w:t xml:space="preserve">LYUDMILA: А кому именно звонить?</w:t>
+      </w:r>
+    </w:p>
+    <w:p>
+      <w:pPr>
+        <w:pStyle w:val="BodyText"/>
+      </w:pPr>
+      <w:r>
+        <w:t xml:space="preserve">DIMA: Тому, кто учил, то есть Корниловой или Фоминой. И ещё нам, потому что мы сообщаем эксперту.</w:t>
+      </w:r>
+    </w:p>
+    <w:p>
+      <w:pPr>
+        <w:pStyle w:val="BodyText"/>
+      </w:pPr>
+      <w:r>
+        <w:t xml:space="preserve">LYUDMILA: Вы сообщаете эксперту сами? Арина Владимировна, выйдем на минуту в коридор?</w:t>
       </w:r>
     </w:p>
     <w:bookmarkEnd w:id="23"/>
@@ -1415,47 +1415,47 @@
         <w:pStyle w:val="FirstParagraph"/>
       </w:pPr>
       <w:r>
-        <w:t xml:space="preserve">ARINA: Мы вернулись. Людмила Ивановна сказала мне в коридоре одну фразу. Людмила Ивановна, повторите.</w:t>
-      </w:r>
-    </w:p>
-    <w:p>
-      <w:pPr>
-        <w:pStyle w:val="BodyText"/>
-      </w:pPr>
-      <w:r>
-        <w:t xml:space="preserve">LYUDMILA: Я сказала: «Это первые за двенадцать лет, кто сказал „мы сообщим эксперту“». Остальные говорят: «Это не наш гель, это ваш врач». И потом я ночью одна разбираюсь с пациенткой и с её мужем.</w:t>
-      </w:r>
-    </w:p>
-    <w:p>
-      <w:pPr>
-        <w:pStyle w:val="BodyText"/>
-      </w:pPr>
-      <w:r>
-        <w:t xml:space="preserve">ALEKSEY: Мы не можем по-другому. У нас есть эксперт, который читает наши отчёты каждый квартал.</w:t>
-      </w:r>
-    </w:p>
-    <w:p>
-      <w:pPr>
-        <w:pStyle w:val="BodyText"/>
-      </w:pPr>
-      <w:r>
-        <w:t xml:space="preserve">LYUDMILA: Назарова?</w:t>
-      </w:r>
-    </w:p>
-    <w:p>
-      <w:pPr>
-        <w:pStyle w:val="BodyText"/>
-      </w:pPr>
-      <w:r>
-        <w:t xml:space="preserve">ALEKSEY: Вы знаете Назарову?</w:t>
-      </w:r>
-    </w:p>
-    <w:p>
-      <w:pPr>
-        <w:pStyle w:val="BodyText"/>
-      </w:pPr>
-      <w:r>
-        <w:t xml:space="preserve">LYUDMILA: Кто в медицине её не знает. Пять лет назад она остановила один европейский гель. Мы узнали об этом последними. После трёх осложнений у нас. Поставщик молчал.</w:t>
+        <w:t xml:space="preserve">ARINA: Вот мы и вернулись. В коридоре Людмила Ивановна сказала мне одну фразу. Людмила Ивановна, повторите её, пожалуйста.</w:t>
+      </w:r>
+    </w:p>
+    <w:p>
+      <w:pPr>
+        <w:pStyle w:val="BodyText"/>
+      </w:pPr>
+      <w:r>
+        <w:t xml:space="preserve">LYUDMILA: Я сказала: «Это первые за двенадцать лет, кто сказал „мы сообщим эксперту“». Остальные говорят: «Это не наш гель, это ваш врач». И потом я ночью одна разбираюсь с пациенткой и с её мужем, а поставщик в это время спокойно спит.</w:t>
+      </w:r>
+    </w:p>
+    <w:p>
+      <w:pPr>
+        <w:pStyle w:val="BodyText"/>
+      </w:pPr>
+      <w:r>
+        <w:t xml:space="preserve">ALEKSEY: Мы не можем по-другому. У нас есть эксперт, который каждый квартал читает наши отчёты.</w:t>
+      </w:r>
+    </w:p>
+    <w:p>
+      <w:pPr>
+        <w:pStyle w:val="BodyText"/>
+      </w:pPr>
+      <w:r>
+        <w:t xml:space="preserve">LYUDMILA: Это Назарова, правильно?</w:t>
+      </w:r>
+    </w:p>
+    <w:p>
+      <w:pPr>
+        <w:pStyle w:val="BodyText"/>
+      </w:pPr>
+      <w:r>
+        <w:t xml:space="preserve">ALEKSEY: Да. Неужели вы знаете Назарову?</w:t>
+      </w:r>
+    </w:p>
+    <w:p>
+      <w:pPr>
+        <w:pStyle w:val="BodyText"/>
+      </w:pPr>
+      <w:r>
+        <w:t xml:space="preserve">LYUDMILA: Кто в медицине её не знает. Пять лет назад она остановила один европейский гель, а мы узнали об этом последними, после трёх осложнений у нас. Поставщик всё это время молчал.</w:t>
       </w:r>
     </w:p>
     <w:p>
@@ -1471,31 +1471,31 @@
         <w:pStyle w:val="BodyText"/>
       </w:pPr>
       <w:r>
-        <w:t xml:space="preserve">LYUDMILA: Поэтому. Молодой человек, вы ответили правильно. Кроме одного. Гиалуронидаза не просто «в кабинете». Она должна быть разведена заранее. Каждое утро. Пока её разводят, ткань умирает.</w:t>
-      </w:r>
-    </w:p>
-    <w:p>
-      <w:pPr>
-        <w:pStyle w:val="BodyText"/>
-      </w:pPr>
-      <w:r>
-        <w:t xml:space="preserve">DIMA: Разведена заранее. Каждое утро. Записываю. Это в протоколе центра?</w:t>
-      </w:r>
-    </w:p>
-    <w:p>
-      <w:pPr>
-        <w:pStyle w:val="BodyText"/>
-      </w:pPr>
-      <w:r>
-        <w:t xml:space="preserve">LYUDMILA: Если нет — пусть будет. Передайте Корниловой от меня. Она меня помнит.</w:t>
-      </w:r>
-    </w:p>
-    <w:p>
-      <w:pPr>
-        <w:pStyle w:val="BodyText"/>
-      </w:pPr>
-      <w:r>
-        <w:t xml:space="preserve">ALEKSEY: Вы знаете и Корнилову?</w:t>
+        <w:t xml:space="preserve">LYUDMILA: Да, именно поэтому. Молодой человек, вы ответили правильно, кроме одного. Гиалуронидаза не просто «в кабинете». Она должна быть разведена заранее, каждое утро, потому что пока её разводят, ткань умирает, и это я видела своими глазами.</w:t>
+      </w:r>
+    </w:p>
+    <w:p>
+      <w:pPr>
+        <w:pStyle w:val="BodyText"/>
+      </w:pPr>
+      <w:r>
+        <w:t xml:space="preserve">DIMA: Разведена заранее, каждое утро. Записываю. А это есть в протоколе центра?</w:t>
+      </w:r>
+    </w:p>
+    <w:p>
+      <w:pPr>
+        <w:pStyle w:val="BodyText"/>
+      </w:pPr>
+      <w:r>
+        <w:t xml:space="preserve">LYUDMILA: Если нет, пусть будет. Передайте это Корниловой от меня, она меня помнит.</w:t>
+      </w:r>
+    </w:p>
+    <w:p>
+      <w:pPr>
+        <w:pStyle w:val="BodyText"/>
+      </w:pPr>
+      <w:r>
+        <w:t xml:space="preserve">ALEKSEY: Вы знаете и Корнилову? Сегодня день удивительных совпадений.</w:t>
       </w:r>
     </w:p>
     <w:p>
@@ -1511,103 +1511,103 @@
         <w:pStyle w:val="BodyText"/>
       </w:pPr>
       <w:r>
-        <w:t xml:space="preserve">ARINA: Ну вот. Москва маленькая. Людмила Ивановна, ваше решение?</w:t>
-      </w:r>
-    </w:p>
-    <w:p>
-      <w:pPr>
-        <w:pStyle w:val="BodyText"/>
-      </w:pPr>
-      <w:r>
-        <w:t xml:space="preserve">LYUDMILA: Пусть учатся. Все шесть. И я — тоже, модуль пять. Без сертификата я их к пациенткам не пущу. Даже если вы подпишете. Это моё условие, Арина Владимировна. Вы знаете, я не шучу.</w:t>
-      </w:r>
-    </w:p>
-    <w:p>
-      <w:pPr>
-        <w:pStyle w:val="BodyText"/>
-      </w:pPr>
-      <w:r>
-        <w:t xml:space="preserve">ARINA: Знаю. Подписываю. Договор на курс — шесть врачей. Поставки — по сертификатам. Без эксклюзива.</w:t>
-      </w:r>
-    </w:p>
-    <w:p>
-      <w:pPr>
-        <w:pStyle w:val="BodyText"/>
-      </w:pPr>
-      <w:r>
-        <w:t xml:space="preserve">ALEKSEY: Спасибо, Арина Владимировна.</w:t>
-      </w:r>
-    </w:p>
-    <w:p>
-      <w:pPr>
-        <w:pStyle w:val="BodyText"/>
-      </w:pPr>
-      <w:r>
-        <w:t xml:space="preserve">ARINA: Не мне. Ей. Карине скажите, что съёмки «до и после» не будет. Мне надоело.</w:t>
-      </w:r>
-    </w:p>
-    <w:p>
-      <w:pPr>
-        <w:pStyle w:val="BodyText"/>
-      </w:pPr>
-      <w:r>
-        <w:t xml:space="preserve">DIMA: Скажем. Без прилагательных.</w:t>
-      </w:r>
-    </w:p>
-    <w:p>
-      <w:pPr>
-        <w:pStyle w:val="BodyText"/>
-      </w:pPr>
-      <w:r>
-        <w:t xml:space="preserve">ARINA: Что?</w:t>
-      </w:r>
-    </w:p>
-    <w:p>
-      <w:pPr>
-        <w:pStyle w:val="BodyText"/>
-      </w:pPr>
-      <w:r>
-        <w:t xml:space="preserve">ALEKSEY: Это наше внутреннее. Значит — коротко и с фактами.</w:t>
-      </w:r>
-    </w:p>
-    <w:p>
-      <w:pPr>
-        <w:pStyle w:val="BodyText"/>
-      </w:pPr>
-      <w:r>
-        <w:t xml:space="preserve">ARINA: Мне нравится. Сабуров говорит «нравится» по двадцать раз в день. Я — раз в год. Используйте.</w:t>
-      </w:r>
-    </w:p>
-    <w:p>
-      <w:pPr>
-        <w:pStyle w:val="BodyText"/>
-      </w:pPr>
-      <w:r>
-        <w:t xml:space="preserve">LYUDMILA: Молодой человек. Как вас зовут?</w:t>
-      </w:r>
-    </w:p>
-    <w:p>
-      <w:pPr>
-        <w:pStyle w:val="BodyText"/>
-      </w:pPr>
-      <w:r>
-        <w:t xml:space="preserve">DIMA: Дмитрий. Дима.</w:t>
-      </w:r>
-    </w:p>
-    <w:p>
-      <w:pPr>
-        <w:pStyle w:val="BodyText"/>
-      </w:pPr>
-      <w:r>
-        <w:t xml:space="preserve">LYUDMILA: Дима. Моя знакомая из Ярославля сказала, что вы приедете. Она училась с вашей мамой. Передавайте маме привет. Она хорошая медсестра, если вырастила сына, который знает модуль пять.</w:t>
-      </w:r>
-    </w:p>
-    <w:p>
-      <w:pPr>
-        <w:pStyle w:val="BodyText"/>
-      </w:pPr>
-      <w:r>
-        <w:t xml:space="preserve">DIMA: Передам. Она… Она будет рада.</w:t>
+        <w:t xml:space="preserve">ARINA: Ну вот видите, Москва маленькая. Людмила Ивановна, какое ваше решение?</w:t>
+      </w:r>
+    </w:p>
+    <w:p>
+      <w:pPr>
+        <w:pStyle w:val="BodyText"/>
+      </w:pPr>
+      <w:r>
+        <w:t xml:space="preserve">LYUDMILA: Пусть учатся, все шесть. И я тоже пойду на модуль пять. Без сертификата я их к пациенткам не пущу, даже если вы подпишете. Это моё условие, Арина Владимировна. Вы знаете, что я не шучу.</w:t>
+      </w:r>
+    </w:p>
+    <w:p>
+      <w:pPr>
+        <w:pStyle w:val="BodyText"/>
+      </w:pPr>
+      <w:r>
+        <w:t xml:space="preserve">ARINA: Знаю, поэтому подписываю договор на курс для шести врачей. Поставки по сертификатам, без эксклюзива.</w:t>
+      </w:r>
+    </w:p>
+    <w:p>
+      <w:pPr>
+        <w:pStyle w:val="BodyText"/>
+      </w:pPr>
+      <w:r>
+        <w:t xml:space="preserve">ALEKSEY: Спасибо вам, Арина Владимировна.</w:t>
+      </w:r>
+    </w:p>
+    <w:p>
+      <w:pPr>
+        <w:pStyle w:val="BodyText"/>
+      </w:pPr>
+      <w:r>
+        <w:t xml:space="preserve">ARINA: Не мне, а ей. И скажите Карине, что съёмки «до и после» не будет, потому что мне это надоело.</w:t>
+      </w:r>
+    </w:p>
+    <w:p>
+      <w:pPr>
+        <w:pStyle w:val="BodyText"/>
+      </w:pPr>
+      <w:r>
+        <w:t xml:space="preserve">DIMA: Скажем, причём без прилагательных.</w:t>
+      </w:r>
+    </w:p>
+    <w:p>
+      <w:pPr>
+        <w:pStyle w:val="BodyText"/>
+      </w:pPr>
+      <w:r>
+        <w:t xml:space="preserve">ARINA: Что? Я не поняла, при чём тут прилагательные.</w:t>
+      </w:r>
+    </w:p>
+    <w:p>
+      <w:pPr>
+        <w:pStyle w:val="BodyText"/>
+      </w:pPr>
+      <w:r>
+        <w:t xml:space="preserve">ALEKSEY: Это у нас внутреннее выражение. Значит — коротко и только с фактами.</w:t>
+      </w:r>
+    </w:p>
+    <w:p>
+      <w:pPr>
+        <w:pStyle w:val="BodyText"/>
+      </w:pPr>
+      <w:r>
+        <w:t xml:space="preserve">ARINA: Мне нравится. Сабуров говорит «нравится» по двадцать раз в день, а я раз в год, так что используйте это.</w:t>
+      </w:r>
+    </w:p>
+    <w:p>
+      <w:pPr>
+        <w:pStyle w:val="BodyText"/>
+      </w:pPr>
+      <w:r>
+        <w:t xml:space="preserve">LYUDMILA: Молодой человек, а как вас зовут?</w:t>
+      </w:r>
+    </w:p>
+    <w:p>
+      <w:pPr>
+        <w:pStyle w:val="BodyText"/>
+      </w:pPr>
+      <w:r>
+        <w:t xml:space="preserve">DIMA: Дмитрий, но лучше просто Дима.</w:t>
+      </w:r>
+    </w:p>
+    <w:p>
+      <w:pPr>
+        <w:pStyle w:val="BodyText"/>
+      </w:pPr>
+      <w:r>
+        <w:t xml:space="preserve">LYUDMILA: Дима, моя знакомая из Ярославля сказала, что вы приедете. Она училась с вашей мамой. Передавайте маме привет от меня и от её подруги. Она хорошая медсестра, если вырастила сына, который знает модуль пять.</w:t>
+      </w:r>
+    </w:p>
+    <w:p>
+      <w:pPr>
+        <w:pStyle w:val="BodyText"/>
+      </w:pPr>
+      <w:r>
+        <w:t xml:space="preserve">DIMA: Передам обязательно, она… она будет очень рада.</w:t>
       </w:r>
     </w:p>
     <w:bookmarkEnd w:id="24"/>
@@ -1625,71 +1625,71 @@
         <w:pStyle w:val="FirstParagraph"/>
       </w:pPr>
       <w:r>
-        <w:t xml:space="preserve">ALEKSEY: Дима, перерисуйте схему. Кто принимает решение?</w:t>
-      </w:r>
-    </w:p>
-    <w:p>
-      <w:pPr>
-        <w:pStyle w:val="BodyText"/>
-      </w:pPr>
-      <w:r>
-        <w:t xml:space="preserve">DIMA: Подписывает — Арина. Останавливает — Сабуров. Решает — Людмила Ивановна. А Карина… Карина хочет Инстаграм.</w:t>
-      </w:r>
-    </w:p>
-    <w:p>
-      <w:pPr>
-        <w:pStyle w:val="BodyText"/>
-      </w:pPr>
-      <w:r>
-        <w:t xml:space="preserve">ALEKSEY: Десять лет я ходил к главврачам. Ни разу не поговорил со старшей медсестрой. Ни разу.</w:t>
-      </w:r>
-    </w:p>
-    <w:p>
-      <w:pPr>
-        <w:pStyle w:val="BodyText"/>
-      </w:pPr>
-      <w:r>
-        <w:t xml:space="preserve">DIMA: Почему?</w:t>
-      </w:r>
-    </w:p>
-    <w:p>
-      <w:pPr>
-        <w:pStyle w:val="BodyText"/>
-      </w:pPr>
-      <w:r>
-        <w:t xml:space="preserve">ALEKSEY: Потому что медсестра не подписывает. Так нас учили в «Хельвемеде»: время — только на того, кто подписывает. Остальные — «влияющие», на них — пять минут. А сегодня всё решила «влияющая». Десять лет — не с теми людьми.</w:t>
-      </w:r>
-    </w:p>
-    <w:p>
-      <w:pPr>
-        <w:pStyle w:val="BodyText"/>
-      </w:pPr>
-      <w:r>
-        <w:t xml:space="preserve">DIMA: На ферме так же. Подписывает председатель. Решает ветеринар. А знает всё доярка.</w:t>
-      </w:r>
-    </w:p>
-    <w:p>
-      <w:pPr>
-        <w:pStyle w:val="BodyText"/>
-      </w:pPr>
-      <w:r>
-        <w:t xml:space="preserve">ALEKSEY: Доярка?</w:t>
-      </w:r>
-    </w:p>
-    <w:p>
-      <w:pPr>
-        <w:pStyle w:val="BodyText"/>
-      </w:pPr>
-      <w:r>
-        <w:t xml:space="preserve">DIMA: Доярка видит корову каждый день. Ветеринар — раз в неделю. Председатель — раз в год, на фото.</w:t>
-      </w:r>
-    </w:p>
-    <w:p>
-      <w:pPr>
-        <w:pStyle w:val="BodyText"/>
-      </w:pPr>
-      <w:r>
-        <w:t xml:space="preserve">ALEKSEY: Запишите это в тетрадь. Это правило номер два.</w:t>
+        <w:t xml:space="preserve">ALEKSEY: Дима, перерисуйте схему. Кто принимает решение на самом деле?</w:t>
+      </w:r>
+    </w:p>
+    <w:p>
+      <w:pPr>
+        <w:pStyle w:val="BodyText"/>
+      </w:pPr>
+      <w:r>
+        <w:t xml:space="preserve">DIMA: Подписывает Арина, останавливает Сабуров, а решает Людмила Ивановна. А Карина… Карина хочет Инстаграм.</w:t>
+      </w:r>
+    </w:p>
+    <w:p>
+      <w:pPr>
+        <w:pStyle w:val="BodyText"/>
+      </w:pPr>
+      <w:r>
+        <w:t xml:space="preserve">ALEKSEY: Десять лет я ходил к главврачам и ни разу, понимаете, ни разу не поговорил со старшей медсестрой.</w:t>
+      </w:r>
+    </w:p>
+    <w:p>
+      <w:pPr>
+        <w:pStyle w:val="BodyText"/>
+      </w:pPr>
+      <w:r>
+        <w:t xml:space="preserve">DIMA: А почему так получилось?</w:t>
+      </w:r>
+    </w:p>
+    <w:p>
+      <w:pPr>
+        <w:pStyle w:val="BodyText"/>
+      </w:pPr>
+      <w:r>
+        <w:t xml:space="preserve">ALEKSEY: Потому что медсестра не подписывает. Так нас учили в «Хельвемеде»: время тратить только на того, кто подписывает. Остальные — «влияющие», и на них пять минут. А сегодня всё решила «влияющая». Выходит, десять лет я разговаривал не с теми людьми.</w:t>
+      </w:r>
+    </w:p>
+    <w:p>
+      <w:pPr>
+        <w:pStyle w:val="BodyText"/>
+      </w:pPr>
+      <w:r>
+        <w:t xml:space="preserve">DIMA: На ферме так же: подписывает председатель, решает ветеринар, а знает всё доярка.</w:t>
+      </w:r>
+    </w:p>
+    <w:p>
+      <w:pPr>
+        <w:pStyle w:val="BodyText"/>
+      </w:pPr>
+      <w:r>
+        <w:t xml:space="preserve">ALEKSEY: Доярка? Почему именно она?</w:t>
+      </w:r>
+    </w:p>
+    <w:p>
+      <w:pPr>
+        <w:pStyle w:val="BodyText"/>
+      </w:pPr>
+      <w:r>
+        <w:t xml:space="preserve">DIMA: Доярка видит корову каждый день, ветеринар раз в неделю, а председатель раз в год, на фото.</w:t>
+      </w:r>
+    </w:p>
+    <w:p>
+      <w:pPr>
+        <w:pStyle w:val="BodyText"/>
+      </w:pPr>
+      <w:r>
+        <w:t xml:space="preserve">ALEKSEY: Запишите это в тетрадь, это будет правило номер два.</w:t>
       </w:r>
     </w:p>
     <w:p>
@@ -1705,39 +1705,39 @@
         <w:pStyle w:val="BodyText"/>
       </w:pPr>
       <w:r>
-        <w:t xml:space="preserve">ALEKSEY: Хорошо. Звонок. Ирина. Слушаю, Ирина.</w:t>
-      </w:r>
-    </w:p>
-    <w:p>
-      <w:pPr>
-        <w:pStyle w:val="BodyText"/>
-      </w:pPr>
-      <w:r>
-        <w:t xml:space="preserve">IRINA: Алексей, как Рублёвка? И ещё: Корнилова просила передать. Курс — только у нас. Никаких выездов.</w:t>
-      </w:r>
-    </w:p>
-    <w:p>
-      <w:pPr>
-        <w:pStyle w:val="BodyText"/>
-      </w:pPr>
-      <w:r>
-        <w:t xml:space="preserve">ALEKSEY: Подписали. Шесть врачей. Плюс старшая медсестра — на модуль пять. И Людмила Ивановна передаёт Корниловой: гиалуронидазу разводить каждое утро. Корнилова её помнит. Это её первая медсестра.</w:t>
-      </w:r>
-    </w:p>
-    <w:p>
-      <w:pPr>
-        <w:pStyle w:val="BodyText"/>
-      </w:pPr>
-      <w:r>
-        <w:t xml:space="preserve">IRINA: Первая медсестра Корниловой? На Рублёвке? Москва…</w:t>
-      </w:r>
-    </w:p>
-    <w:p>
-      <w:pPr>
-        <w:pStyle w:val="BodyText"/>
-      </w:pPr>
-      <w:r>
-        <w:t xml:space="preserve">DIMA: …маленькая. Ирина Сергеевна, мы знаем.</w:t>
+        <w:t xml:space="preserve">ALEKSEY: Хорошо, а вот и звонок от Ирины. Слушаю вас, Ирина.</w:t>
+      </w:r>
+    </w:p>
+    <w:p>
+      <w:pPr>
+        <w:pStyle w:val="BodyText"/>
+      </w:pPr>
+      <w:r>
+        <w:t xml:space="preserve">IRINA: Алексей, как прошла Рублёвка? И ещё Корнилова просила передать, что курс проводится только у нас, никаких выездов.</w:t>
+      </w:r>
+    </w:p>
+    <w:p>
+      <w:pPr>
+        <w:pStyle w:val="BodyText"/>
+      </w:pPr>
+      <w:r>
+        <w:t xml:space="preserve">ALEKSEY: Подписали: шесть врачей, плюс старшая медсестра на модуль пять. И Людмила Ивановна передаёт Корниловой, что гиалуронидазу нужно разводить каждое утро. Корнилова её помнит, потому что это её первая медсестра, и она обрадуется привету.</w:t>
+      </w:r>
+    </w:p>
+    <w:p>
+      <w:pPr>
+        <w:pStyle w:val="BodyText"/>
+      </w:pPr>
+      <w:r>
+        <w:t xml:space="preserve">IRINA: Первая медсестра Корниловой? И на Рублёвке? Ну, Москва…</w:t>
+      </w:r>
+    </w:p>
+    <w:p>
+      <w:pPr>
+        <w:pStyle w:val="BodyText"/>
+      </w:pPr>
+      <w:r>
+        <w:t xml:space="preserve">DIMA: …маленькая. Ирина Сергеевна, мы это уже знаем.</w:t>
       </w:r>
     </w:p>
     <w:p>
@@ -2643,10 +2643,320 @@
         <w:t xml:space="preserve">“</w:t>
       </w:r>
       <w:r>
-        <w:t xml:space="preserve">Старшая медсестра. Двенадцать лет — у меня. Все осложнения в моих клиниках идут к ней. Ночью, в выходные, в Новый год. Если она скажет «нет» — я не подпишу. Даже если вы мне очень понравитесь.</w:t>
+        <w:t xml:space="preserve">Старшая медсестра. Двенадцать лет — у меня. Все осложнения в моих клиниках идут к ней. Ночью, в выходные, в Новый год. Если она скажет «нет» — я не подпишу. Даже если вы мне очень понравитесь, а такое со мной бывает нечасто.</w:t>
       </w:r>
       <w:r>
         <w:t xml:space="preserve">”</w:t>
+      </w:r>
+    </w:p>
+    <w:tbl>
+      <w:tblPr>
+        <w:tblStyle w:val="Table"/>
+        <w:tblW w:type="pct" w:w="5000"/>
+        <w:tblLook w:firstRow="1" w:lastRow="0" w:firstColumn="0" w:lastColumn="0" w:noHBand="0" w:noVBand="0" w:val="0020"/>
+        <w:jc w:val="start"/>
+      </w:tblPr>
+      <w:tblGrid>
+        <w:gridCol w:w="2640"/>
+        <w:gridCol w:w="2640"/>
+        <w:gridCol w:w="2640"/>
+      </w:tblGrid>
+      <w:tr>
+        <w:trPr>
+          <w:tblHeader w:val="true"/>
+        </w:trPr>
+        <w:tc>
+          <w:tcPr/>
+          <w:p>
+            <w:pPr>
+              <w:pStyle w:val="Compact"/>
+              <w:jc w:val="left"/>
+            </w:pPr>
+            <w:r>
+              <w:t xml:space="preserve">구조</w:t>
+            </w:r>
+          </w:p>
+        </w:tc>
+        <w:tc>
+          <w:tcPr/>
+          <w:p>
+            <w:pPr>
+              <w:pStyle w:val="Compact"/>
+              <w:jc w:val="left"/>
+            </w:pPr>
+            <w:r>
+              <w:t xml:space="preserve">러시아어</w:t>
+            </w:r>
+          </w:p>
+        </w:tc>
+        <w:tc>
+          <w:tcPr/>
+          <w:p>
+            <w:pPr>
+              <w:pStyle w:val="Compact"/>
+              <w:jc w:val="left"/>
+            </w:pPr>
+            <w:r>
+              <w:t xml:space="preserve">기능</w:t>
+            </w:r>
+          </w:p>
+        </w:tc>
+      </w:tr>
+      <w:tr>
+        <w:tc>
+          <w:tcPr/>
+          <w:p>
+            <w:pPr>
+              <w:pStyle w:val="Compact"/>
+              <w:jc w:val="left"/>
+            </w:pPr>
+            <w:r>
+              <w:t xml:space="preserve">① 정체</w:t>
+            </w:r>
+          </w:p>
+        </w:tc>
+        <w:tc>
+          <w:tcPr/>
+          <w:p>
+            <w:pPr>
+              <w:pStyle w:val="Compact"/>
+              <w:jc w:val="left"/>
+            </w:pPr>
+            <w:r>
+              <w:t xml:space="preserve">Старшая медсестра. Двенадцать лет — у меня.</w:t>
+            </w:r>
+          </w:p>
+        </w:tc>
+        <w:tc>
+          <w:tcPr/>
+          <w:p>
+            <w:pPr>
+              <w:pStyle w:val="Compact"/>
+              <w:jc w:val="left"/>
+            </w:pPr>
+            <w:r>
+              <w:t xml:space="preserve">명사문 — 소개</w:t>
+            </w:r>
+          </w:p>
+        </w:tc>
+      </w:tr>
+      <w:tr>
+        <w:tc>
+          <w:tcPr/>
+          <w:p>
+            <w:pPr>
+              <w:pStyle w:val="Compact"/>
+              <w:jc w:val="left"/>
+            </w:pPr>
+            <w:r>
+              <w:t xml:space="preserve">② 역할</w:t>
+            </w:r>
+          </w:p>
+        </w:tc>
+        <w:tc>
+          <w:tcPr/>
+          <w:p>
+            <w:pPr>
+              <w:pStyle w:val="Compact"/>
+              <w:jc w:val="left"/>
+            </w:pPr>
+            <w:r>
+              <w:t xml:space="preserve">Все осложнения… идут к ней.</w:t>
+            </w:r>
+          </w:p>
+        </w:tc>
+        <w:tc>
+          <w:tcPr/>
+          <w:p>
+            <w:pPr>
+              <w:pStyle w:val="Compact"/>
+              <w:jc w:val="left"/>
+            </w:pPr>
+            <w:r>
+              <w:t xml:space="preserve">책임의 흐름</w:t>
+            </w:r>
+          </w:p>
+        </w:tc>
+      </w:tr>
+      <w:tr>
+        <w:tc>
+          <w:tcPr/>
+          <w:p>
+            <w:pPr>
+              <w:pStyle w:val="Compact"/>
+              <w:jc w:val="left"/>
+            </w:pPr>
+            <w:r>
+              <w:t xml:space="preserve">③ 강조 나열</w:t>
+            </w:r>
+          </w:p>
+        </w:tc>
+        <w:tc>
+          <w:tcPr/>
+          <w:p>
+            <w:pPr>
+              <w:pStyle w:val="Compact"/>
+              <w:jc w:val="left"/>
+            </w:pPr>
+            <w:r>
+              <w:t xml:space="preserve">Ночью, в выходные, в Новый год.</w:t>
+            </w:r>
+          </w:p>
+        </w:tc>
+        <w:tc>
+          <w:tcPr/>
+          <w:p>
+            <w:pPr>
+              <w:pStyle w:val="Compact"/>
+              <w:jc w:val="left"/>
+            </w:pPr>
+            <w:r>
+              <w:t xml:space="preserve">시간 부사 나열</w:t>
+            </w:r>
+          </w:p>
+        </w:tc>
+      </w:tr>
+      <w:tr>
+        <w:tc>
+          <w:tcPr/>
+          <w:p>
+            <w:pPr>
+              <w:pStyle w:val="Compact"/>
+              <w:jc w:val="left"/>
+            </w:pPr>
+            <w:r>
+              <w:t xml:space="preserve">④ 조건</w:t>
+            </w:r>
+          </w:p>
+        </w:tc>
+        <w:tc>
+          <w:tcPr/>
+          <w:p>
+            <w:pPr>
+              <w:pStyle w:val="Compact"/>
+              <w:jc w:val="left"/>
+            </w:pPr>
+            <w:r>
+              <w:t xml:space="preserve">Если она скажет «нет» — я не подпишу.</w:t>
+            </w:r>
+          </w:p>
+        </w:tc>
+        <w:tc>
+          <w:tcPr/>
+          <w:p>
+            <w:pPr>
+              <w:pStyle w:val="Compact"/>
+              <w:jc w:val="left"/>
+            </w:pPr>
+            <w:r>
+              <w:t xml:space="preserve">완료상 미래 조건</w:t>
+            </w:r>
+          </w:p>
+        </w:tc>
+      </w:tr>
+      <w:tr>
+        <w:tc>
+          <w:tcPr/>
+          <w:p>
+            <w:pPr>
+              <w:pStyle w:val="Compact"/>
+              <w:jc w:val="left"/>
+            </w:pPr>
+            <w:r>
+              <w:t xml:space="preserve">⑤ 양보 + 덧붙임</w:t>
+            </w:r>
+          </w:p>
+        </w:tc>
+        <w:tc>
+          <w:tcPr/>
+          <w:p>
+            <w:pPr>
+              <w:pStyle w:val="Compact"/>
+              <w:jc w:val="left"/>
+            </w:pPr>
+            <w:r>
+              <w:t xml:space="preserve">Даже если вы мне очень понравитесь, а такое со мной бывает нечасто.</w:t>
+            </w:r>
+          </w:p>
+        </w:tc>
+        <w:tc>
+          <w:tcPr/>
+          <w:p>
+            <w:pPr>
+              <w:pStyle w:val="Compact"/>
+              <w:jc w:val="left"/>
+            </w:pPr>
+            <w:r>
+              <w:t xml:space="preserve">даже если — 양보 조건 + а로 여운</w:t>
+            </w:r>
+          </w:p>
+        </w:tc>
+      </w:tr>
+    </w:tbl>
+    <w:p>
+      <w:pPr>
+        <w:pStyle w:val="BodyText"/>
+      </w:pPr>
+      <w:r>
+        <w:rPr>
+          <w:bCs/>
+          <w:b/>
+        </w:rPr>
+        <w:t xml:space="preserve">활용 패턴:</w:t>
+      </w:r>
+      <w:r>
+        <w:t xml:space="preserve"> </w:t>
+      </w:r>
+      <w:r>
+        <w:t xml:space="preserve">“</w:t>
+      </w:r>
+      <w:r>
+        <w:t xml:space="preserve">X — это… Все … идут к нему/ней. Если он(а) скажет «нет» — я не…. Даже если…, а такое бывает нечасто.</w:t>
+      </w:r>
+      <w:r>
+        <w:t xml:space="preserve">”</w:t>
+      </w:r>
+      <w:r>
+        <w:t xml:space="preserve"> </w:t>
+      </w:r>
+      <w:r>
+        <w:rPr>
+          <w:bCs/>
+          <w:b/>
+        </w:rPr>
+        <w:t xml:space="preserve">연결 표현:</w:t>
+      </w:r>
+      <w:r>
+        <w:t xml:space="preserve"> </w:t>
+      </w:r>
+      <w:r>
+        <w:t xml:space="preserve">если · даже если · к ней · а такое…</w:t>
+      </w:r>
+      <w:r>
+        <w:t xml:space="preserve"> </w:t>
+      </w:r>
+      <w:r>
+        <w:rPr>
+          <w:bCs/>
+          <w:b/>
+        </w:rPr>
+        <w:t xml:space="preserve">연습:</w:t>
+      </w:r>
+      <w:r>
+        <w:t xml:space="preserve"> </w:t>
+      </w:r>
+      <w:r>
+        <w:t xml:space="preserve">고객에게 실질 결정자를 소개하며 그 사람의 거부권을 설명하는 30~50단어 발화 만들기.</w:t>
+      </w:r>
+    </w:p>
+    <w:bookmarkEnd w:id="30"/>
+    <w:bookmarkStart w:id="31" w:name="문법강세-노트"/>
+    <w:p>
+      <w:pPr>
+        <w:pStyle w:val="Heading3"/>
+      </w:pPr>
+      <w:r>
+        <w:t xml:space="preserve">⑤ 문법·강세 노트</w:t>
       </w:r>
     </w:p>
     <w:tbl>
@@ -2673,316 +2983,6 @@
               <w:jc w:val="left"/>
             </w:pPr>
             <w:r>
-              <w:t xml:space="preserve">구조</w:t>
-            </w:r>
-          </w:p>
-        </w:tc>
-        <w:tc>
-          <w:tcPr/>
-          <w:p>
-            <w:pPr>
-              <w:pStyle w:val="Compact"/>
-              <w:jc w:val="left"/>
-            </w:pPr>
-            <w:r>
-              <w:t xml:space="preserve">러시아어</w:t>
-            </w:r>
-          </w:p>
-        </w:tc>
-        <w:tc>
-          <w:tcPr/>
-          <w:p>
-            <w:pPr>
-              <w:pStyle w:val="Compact"/>
-              <w:jc w:val="left"/>
-            </w:pPr>
-            <w:r>
-              <w:t xml:space="preserve">기능</w:t>
-            </w:r>
-          </w:p>
-        </w:tc>
-      </w:tr>
-      <w:tr>
-        <w:tc>
-          <w:tcPr/>
-          <w:p>
-            <w:pPr>
-              <w:pStyle w:val="Compact"/>
-              <w:jc w:val="left"/>
-            </w:pPr>
-            <w:r>
-              <w:t xml:space="preserve">① 정체</w:t>
-            </w:r>
-          </w:p>
-        </w:tc>
-        <w:tc>
-          <w:tcPr/>
-          <w:p>
-            <w:pPr>
-              <w:pStyle w:val="Compact"/>
-              <w:jc w:val="left"/>
-            </w:pPr>
-            <w:r>
-              <w:t xml:space="preserve">Старшая медсестра. Двенадцать лет — у меня.</w:t>
-            </w:r>
-          </w:p>
-        </w:tc>
-        <w:tc>
-          <w:tcPr/>
-          <w:p>
-            <w:pPr>
-              <w:pStyle w:val="Compact"/>
-              <w:jc w:val="left"/>
-            </w:pPr>
-            <w:r>
-              <w:t xml:space="preserve">명사문 — 소개</w:t>
-            </w:r>
-          </w:p>
-        </w:tc>
-      </w:tr>
-      <w:tr>
-        <w:tc>
-          <w:tcPr/>
-          <w:p>
-            <w:pPr>
-              <w:pStyle w:val="Compact"/>
-              <w:jc w:val="left"/>
-            </w:pPr>
-            <w:r>
-              <w:t xml:space="preserve">② 역할</w:t>
-            </w:r>
-          </w:p>
-        </w:tc>
-        <w:tc>
-          <w:tcPr/>
-          <w:p>
-            <w:pPr>
-              <w:pStyle w:val="Compact"/>
-              <w:jc w:val="left"/>
-            </w:pPr>
-            <w:r>
-              <w:t xml:space="preserve">Все осложнения… идут к ней.</w:t>
-            </w:r>
-          </w:p>
-        </w:tc>
-        <w:tc>
-          <w:tcPr/>
-          <w:p>
-            <w:pPr>
-              <w:pStyle w:val="Compact"/>
-              <w:jc w:val="left"/>
-            </w:pPr>
-            <w:r>
-              <w:t xml:space="preserve">책임의 흐름</w:t>
-            </w:r>
-          </w:p>
-        </w:tc>
-      </w:tr>
-      <w:tr>
-        <w:tc>
-          <w:tcPr/>
-          <w:p>
-            <w:pPr>
-              <w:pStyle w:val="Compact"/>
-              <w:jc w:val="left"/>
-            </w:pPr>
-            <w:r>
-              <w:t xml:space="preserve">③ 강조 나열</w:t>
-            </w:r>
-          </w:p>
-        </w:tc>
-        <w:tc>
-          <w:tcPr/>
-          <w:p>
-            <w:pPr>
-              <w:pStyle w:val="Compact"/>
-              <w:jc w:val="left"/>
-            </w:pPr>
-            <w:r>
-              <w:t xml:space="preserve">Ночью, в выходные, в Новый год.</w:t>
-            </w:r>
-          </w:p>
-        </w:tc>
-        <w:tc>
-          <w:tcPr/>
-          <w:p>
-            <w:pPr>
-              <w:pStyle w:val="Compact"/>
-              <w:jc w:val="left"/>
-            </w:pPr>
-            <w:r>
-              <w:t xml:space="preserve">시간 부사 나열</w:t>
-            </w:r>
-          </w:p>
-        </w:tc>
-      </w:tr>
-      <w:tr>
-        <w:tc>
-          <w:tcPr/>
-          <w:p>
-            <w:pPr>
-              <w:pStyle w:val="Compact"/>
-              <w:jc w:val="left"/>
-            </w:pPr>
-            <w:r>
-              <w:t xml:space="preserve">④ 조건</w:t>
-            </w:r>
-          </w:p>
-        </w:tc>
-        <w:tc>
-          <w:tcPr/>
-          <w:p>
-            <w:pPr>
-              <w:pStyle w:val="Compact"/>
-              <w:jc w:val="left"/>
-            </w:pPr>
-            <w:r>
-              <w:t xml:space="preserve">Если она скажет «нет» — я не подпишу.</w:t>
-            </w:r>
-          </w:p>
-        </w:tc>
-        <w:tc>
-          <w:tcPr/>
-          <w:p>
-            <w:pPr>
-              <w:pStyle w:val="Compact"/>
-              <w:jc w:val="left"/>
-            </w:pPr>
-            <w:r>
-              <w:t xml:space="preserve">완료상 미래 조건</w:t>
-            </w:r>
-          </w:p>
-        </w:tc>
-      </w:tr>
-      <w:tr>
-        <w:tc>
-          <w:tcPr/>
-          <w:p>
-            <w:pPr>
-              <w:pStyle w:val="Compact"/>
-              <w:jc w:val="left"/>
-            </w:pPr>
-            <w:r>
-              <w:t xml:space="preserve">⑤ 양보</w:t>
-            </w:r>
-          </w:p>
-        </w:tc>
-        <w:tc>
-          <w:tcPr/>
-          <w:p>
-            <w:pPr>
-              <w:pStyle w:val="Compact"/>
-              <w:jc w:val="left"/>
-            </w:pPr>
-            <w:r>
-              <w:t xml:space="preserve">Даже если вы мне очень понравитесь.</w:t>
-            </w:r>
-          </w:p>
-        </w:tc>
-        <w:tc>
-          <w:tcPr/>
-          <w:p>
-            <w:pPr>
-              <w:pStyle w:val="Compact"/>
-              <w:jc w:val="left"/>
-            </w:pPr>
-            <w:r>
-              <w:t xml:space="preserve">даже если — 양보 조건</w:t>
-            </w:r>
-          </w:p>
-        </w:tc>
-      </w:tr>
-    </w:tbl>
-    <w:p>
-      <w:pPr>
-        <w:pStyle w:val="BodyText"/>
-      </w:pPr>
-      <w:r>
-        <w:rPr>
-          <w:bCs/>
-          <w:b/>
-        </w:rPr>
-        <w:t xml:space="preserve">활용 패턴:</w:t>
-      </w:r>
-      <w:r>
-        <w:t xml:space="preserve"> </w:t>
-      </w:r>
-      <w:r>
-        <w:t xml:space="preserve">“</w:t>
-      </w:r>
-      <w:r>
-        <w:t xml:space="preserve">X — это… Все … идут к нему/ней. Если он(а) скажет «нет» — я не…. Даже если…</w:t>
-      </w:r>
-      <w:r>
-        <w:t xml:space="preserve">”</w:t>
-      </w:r>
-      <w:r>
-        <w:t xml:space="preserve"> </w:t>
-      </w:r>
-      <w:r>
-        <w:rPr>
-          <w:bCs/>
-          <w:b/>
-        </w:rPr>
-        <w:t xml:space="preserve">연결 표현:</w:t>
-      </w:r>
-      <w:r>
-        <w:t xml:space="preserve"> </w:t>
-      </w:r>
-      <w:r>
-        <w:t xml:space="preserve">если · даже если · к ней</w:t>
-      </w:r>
-      <w:r>
-        <w:t xml:space="preserve"> </w:t>
-      </w:r>
-      <w:r>
-        <w:rPr>
-          <w:bCs/>
-          <w:b/>
-        </w:rPr>
-        <w:t xml:space="preserve">연습:</w:t>
-      </w:r>
-      <w:r>
-        <w:t xml:space="preserve"> </w:t>
-      </w:r>
-      <w:r>
-        <w:t xml:space="preserve">고객에게 실질 결정자를 소개하며 그 사람의 거부권을 설명하는 25~30단어 문장 만들기.</w:t>
-      </w:r>
-    </w:p>
-    <w:bookmarkEnd w:id="30"/>
-    <w:bookmarkStart w:id="31" w:name="문법강세-노트"/>
-    <w:p>
-      <w:pPr>
-        <w:pStyle w:val="Heading3"/>
-      </w:pPr>
-      <w:r>
-        <w:t xml:space="preserve">⑤ 문법·강세 노트</w:t>
-      </w:r>
-    </w:p>
-    <w:tbl>
-      <w:tblPr>
-        <w:tblStyle w:val="Table"/>
-        <w:tblW w:type="auto" w:w="0"/>
-        <w:tblLook w:firstRow="1" w:lastRow="0" w:firstColumn="0" w:lastColumn="0" w:noHBand="0" w:noVBand="0" w:val="0020"/>
-        <w:jc w:val="start"/>
-      </w:tblPr>
-      <w:tblGrid>
-        <w:gridCol w:w="2640"/>
-        <w:gridCol w:w="2640"/>
-        <w:gridCol w:w="2640"/>
-      </w:tblGrid>
-      <w:tr>
-        <w:trPr>
-          <w:tblHeader w:val="true"/>
-        </w:trPr>
-        <w:tc>
-          <w:tcPr/>
-          <w:p>
-            <w:pPr>
-              <w:pStyle w:val="Compact"/>
-              <w:jc w:val="left"/>
-            </w:pPr>
-            <w:r>
               <w:t xml:space="preserve">단어</w:t>
             </w:r>
           </w:p>
@@ -3443,119 +3443,119 @@
         <w:pStyle w:val="FirstParagraph"/>
       </w:pPr>
       <w:r>
-        <w:t xml:space="preserve">디마: 알렉세이 니콜라예비치, 도표를 준비했어요. 클리닉에서 누가 누구인지. 읽어 드려도 될까요?</w:t>
-      </w:r>
-    </w:p>
-    <w:p>
-      <w:pPr>
-        <w:pStyle w:val="BodyText"/>
-      </w:pPr>
-      <w:r>
-        <w:t xml:space="preserve">알렉세이: 읽어요. 주콥카까지 20분. 차가 막히네요.</w:t>
-      </w:r>
-    </w:p>
-    <w:p>
-      <w:pPr>
-        <w:pStyle w:val="BodyText"/>
-      </w:pPr>
-      <w:r>
-        <w:t xml:space="preserve">디마: 「주콥카 에스테틱」 클리닉. 주사 시술 의사 6명. 평균 객단가 — 갈리나네보다 세 배 높아요.</w:t>
-      </w:r>
-    </w:p>
-    <w:p>
-      <w:pPr>
-        <w:pStyle w:val="BodyText"/>
-      </w:pPr>
-      <w:r>
-        <w:t xml:space="preserve">알렉세이: 세 배. 그럼 우리 젤이 그들한텐 — 싼 거네요?</w:t>
-      </w:r>
-    </w:p>
-    <w:p>
-      <w:pPr>
-        <w:pStyle w:val="BodyText"/>
-      </w:pPr>
-      <w:r>
-        <w:t xml:space="preserve">디마: 그들에게 싼 건 — 의심스러운 거예요. 거기 일하는 아는 간호사한테 물어봤어요.</w:t>
-      </w:r>
-    </w:p>
-    <w:p>
-      <w:pPr>
-        <w:pStyle w:val="BodyText"/>
-      </w:pPr>
-      <w:r>
-        <w:t xml:space="preserve">알렉세이: 벌써 루블룝카에 아는 사람이 있어요? 한 달 반 만에?</w:t>
-      </w:r>
-    </w:p>
-    <w:p>
-      <w:pPr>
-        <w:pStyle w:val="BodyText"/>
-      </w:pPr>
-      <w:r>
-        <w:t xml:space="preserve">디마: 그 간호사가 우리 엄마랑 같이 공부했어요. 야로슬라블에서. 세상 좁죠.</w:t>
-      </w:r>
-    </w:p>
-    <w:p>
-      <w:pPr>
-        <w:pStyle w:val="BodyText"/>
-      </w:pPr>
-      <w:r>
-        <w:t xml:space="preserve">알렉세이: 모스크바도 좁은데, 야로슬라블은 더 좁네요. 결정은 누가 해요?</w:t>
-      </w:r>
-    </w:p>
-    <w:p>
-      <w:pPr>
-        <w:pStyle w:val="BodyText"/>
-      </w:pPr>
-      <w:r>
-        <w:t xml:space="preserve">디마: 바로 그걸 모르겠어요. 의료 이사 — 사부로프. 마케팅 — 카리나. 오너 — 아리나 볼스카야.</w:t>
-      </w:r>
-    </w:p>
-    <w:p>
-      <w:pPr>
-        <w:pStyle w:val="BodyText"/>
-      </w:pPr>
-      <w:r>
-        <w:t xml:space="preserve">알렉세이: 그럼 볼스카야네요. 오너가 결정하죠.</w:t>
-      </w:r>
-    </w:p>
-    <w:p>
-      <w:pPr>
-        <w:pStyle w:val="BodyText"/>
-      </w:pPr>
-      <w:r>
-        <w:t xml:space="preserve">디마: 간호사가 그랬어요: 「서두르지 마요. 서명하는 사람이 결정하는 게 아니에요」. 그 이상은 말 안 했어요.</w:t>
-      </w:r>
-    </w:p>
-    <w:p>
-      <w:pPr>
-        <w:pStyle w:val="BodyText"/>
-      </w:pPr>
-      <w:r>
-        <w:t xml:space="preserve">알렉세이: 수수께끼네요. 난 10년 동안 병원장들을 찾아다녔어요. 늘 병원장이 결정했죠.</w:t>
-      </w:r>
-    </w:p>
-    <w:p>
-      <w:pPr>
-        <w:pStyle w:val="BodyText"/>
-      </w:pPr>
-      <w:r>
-        <w:t xml:space="preserve">디마: 공립 병원에선요. 여긴 루블룝카의 사립 클리닉이에요. 규칙이 달라요.</w:t>
-      </w:r>
-    </w:p>
-    <w:p>
-      <w:pPr>
-        <w:pStyle w:val="BodyText"/>
-      </w:pPr>
-      <w:r>
-        <w:t xml:space="preserve">알렉세이: 그럼 계획은 간단해요. 듣기. 질문하기. 팔지 않기.</w:t>
-      </w:r>
-    </w:p>
-    <w:p>
-      <w:pPr>
-        <w:pStyle w:val="BodyText"/>
-      </w:pPr>
-      <w:r>
-        <w:t xml:space="preserve">디마: 팔지 않기요? 팔러 가는 거잖아요.</w:t>
+        <w:t xml:space="preserve">디마: 알렉세이 니콜라예비치, 클리닉에서 누가 누구인지 도표를 준비했어요. 읽어 드려도 될까요?</w:t>
+      </w:r>
+    </w:p>
+    <w:p>
+      <w:pPr>
+        <w:pStyle w:val="BodyText"/>
+      </w:pPr>
+      <w:r>
+        <w:t xml:space="preserve">알렉세이: 읽어요, 차가 막혀서 주콥카까지 아직 20분쯤 걸려요.</w:t>
+      </w:r>
+    </w:p>
+    <w:p>
+      <w:pPr>
+        <w:pStyle w:val="BodyText"/>
+      </w:pPr>
+      <w:r>
+        <w:t xml:space="preserve">디마: 「주콥카 에스테틱」 클리닉, 주사 시술 의사 6명이에요. 평균 객단가는 갈리나네보다 세 배 높아요.</w:t>
+      </w:r>
+    </w:p>
+    <w:p>
+      <w:pPr>
+        <w:pStyle w:val="BodyText"/>
+      </w:pPr>
+      <w:r>
+        <w:t xml:space="preserve">알렉세이: 세 배요? 그럼 그쪽엔 우리 젤이 싸게 느껴지겠네요?</w:t>
+      </w:r>
+    </w:p>
+    <w:p>
+      <w:pPr>
+        <w:pStyle w:val="BodyText"/>
+      </w:pPr>
+      <w:r>
+        <w:t xml:space="preserve">디마: 그쪽에선 싸다는 게 곧 수상하다는 뜻이에요. 거기 아는 간호사한테 일부러 물어봤어요.</w:t>
+      </w:r>
+    </w:p>
+    <w:p>
+      <w:pPr>
+        <w:pStyle w:val="BodyText"/>
+      </w:pPr>
+      <w:r>
+        <w:t xml:space="preserve">알렉세이: 벌써 루블룝카에 아는 사람이 있어요? 겨우 한 달 반 만에요?</w:t>
+      </w:r>
+    </w:p>
+    <w:p>
+      <w:pPr>
+        <w:pStyle w:val="BodyText"/>
+      </w:pPr>
+      <w:r>
+        <w:t xml:space="preserve">디마: 그 간호사가 야로슬라블에서 우리 엄마랑 같이 공부했어요. 세상 좁죠.</w:t>
+      </w:r>
+    </w:p>
+    <w:p>
+      <w:pPr>
+        <w:pStyle w:val="BodyText"/>
+      </w:pPr>
+      <w:r>
+        <w:t xml:space="preserve">알렉세이: 모스크바도 좁고 야로슬라블은 더 좁죠. 그래서 거기 책임자가 누구예요? 누가 결정해요?</w:t>
+      </w:r>
+    </w:p>
+    <w:p>
+      <w:pPr>
+        <w:pStyle w:val="BodyText"/>
+      </w:pPr>
+      <w:r>
+        <w:t xml:space="preserve">디마: 바로 그걸 모르겠어요. 의료 이사는 사부로프, 마케팅은 카리나, 오너는 아리나 볼스카야예요.</w:t>
+      </w:r>
+    </w:p>
+    <w:p>
+      <w:pPr>
+        <w:pStyle w:val="BodyText"/>
+      </w:pPr>
+      <w:r>
+        <w:t xml:space="preserve">알렉세이: 그럼 볼스카야네요. 보통은 오너가 결정하니까요.</w:t>
+      </w:r>
+    </w:p>
+    <w:p>
+      <w:pPr>
+        <w:pStyle w:val="BodyText"/>
+      </w:pPr>
+      <w:r>
+        <w:t xml:space="preserve">디마: 간호사가 이랬어요: 「서두르지 마세요. 결정하는 사람은 서명하는 사람이 아니에요」. 그 이상은 말해 주려 하지 않았어요.</w:t>
+      </w:r>
+    </w:p>
+    <w:p>
+      <w:pPr>
+        <w:pStyle w:val="BodyText"/>
+      </w:pPr>
+      <w:r>
+        <w:t xml:space="preserve">알렉세이: 그건 수수께끼네요. 10년 동안 병원장들을 찾아다녔는데, 늘 병원장이 직접 결정했거든요.</w:t>
+      </w:r>
+    </w:p>
+    <w:p>
+      <w:pPr>
+        <w:pStyle w:val="BodyText"/>
+      </w:pPr>
+      <w:r>
+        <w:t xml:space="preserve">디마: 그건 국립 병원에서였죠. 여긴 루블룝카의 사립 클리닉이고, 규칙이 달라요.</w:t>
+      </w:r>
+    </w:p>
+    <w:p>
+      <w:pPr>
+        <w:pStyle w:val="BodyText"/>
+      </w:pPr>
+      <w:r>
+        <w:t xml:space="preserve">알렉세이: 그럼 계획은 간단해요: 듣고, 질문하고, 아무것도 팔지 않기.</w:t>
+      </w:r>
+    </w:p>
+    <w:p>
+      <w:pPr>
+        <w:pStyle w:val="BodyText"/>
+      </w:pPr>
+      <w:r>
+        <w:t xml:space="preserve">디마: 안 판다고요? 우린 바로 팔러 가는 거잖아요.</w:t>
       </w:r>
     </w:p>
     <w:bookmarkEnd w:id="33"/>
@@ -3585,279 +3585,279 @@
         <w:pStyle w:val="FirstParagraph"/>
       </w:pPr>
       <w:r>
-        <w:t xml:space="preserve">사부로프: 알렉세이 니콜라예비치! 말씀 많이 들었어요. 코르닐로바가 얘기하더군요. 앉으세요. 커피? 샴페인? 여기선 그게 관례예요.</w:t>
-      </w:r>
-    </w:p>
-    <w:p>
-      <w:pPr>
-        <w:pStyle w:val="BodyText"/>
-      </w:pPr>
-      <w:r>
-        <w:t xml:space="preserve">알렉세이: 커피요. 감사합니다. 이고리 세르게예비치, 코르닐로바를 아세요?</w:t>
-      </w:r>
-    </w:p>
-    <w:p>
-      <w:pPr>
-        <w:pStyle w:val="BodyText"/>
-      </w:pPr>
-      <w:r>
-        <w:t xml:space="preserve">사부로프: 그분을 모르는 사람이 어디 있어요. 20년 전에 그분한테 배웠어요. 재시험을 두 번 봤죠.</w:t>
-      </w:r>
-    </w:p>
-    <w:p>
-      <w:pPr>
-        <w:pStyle w:val="BodyText"/>
-      </w:pPr>
-      <w:r>
-        <w:t xml:space="preserve">디마: 두 번이요? 지금도 그분 밑에선 재시험 봐요.</w:t>
-      </w:r>
-    </w:p>
-    <w:p>
-      <w:pPr>
-        <w:pStyle w:val="BodyText"/>
-      </w:pPr>
-      <w:r>
-        <w:t xml:space="preserve">사부로프: 자. 당신들 젤. 도시에를 봤어요. 임상 데이터 — 정직해요. 2쪽의 결절 — 대담하던데요.</w:t>
-      </w:r>
-    </w:p>
-    <w:p>
-      <w:pPr>
-        <w:pStyle w:val="BodyText"/>
-      </w:pPr>
-      <w:r>
-        <w:t xml:space="preserve">알렉세이: 그건 공장이 한 거예요. 그리고 코르닐로바가.</w:t>
-      </w:r>
-    </w:p>
-    <w:p>
-      <w:pPr>
-        <w:pStyle w:val="BodyText"/>
-      </w:pPr>
-      <w:r>
-        <w:t xml:space="preserve">사부로프: 마음에 들어요. 교육도 마음에 들어요. 할머니 얘기도 마음에 들어요. 전부 마음에 들어요.</w:t>
-      </w:r>
-    </w:p>
-    <w:p>
-      <w:pPr>
-        <w:pStyle w:val="BodyText"/>
-      </w:pPr>
-      <w:r>
-        <w:t xml:space="preserve">디마: 그럼 교육 계약에 서명하실 준비가 되셨나요?</w:t>
-      </w:r>
-    </w:p>
-    <w:p>
-      <w:pPr>
-        <w:pStyle w:val="BodyText"/>
-      </w:pPr>
-      <w:r>
-        <w:t xml:space="preserve">사부로프: 내가요? 아니, 젊은이. 난 — 의료 이사예요. 난 「마음에 든다」고 말하죠. 결정은 내가 안 해요.</w:t>
-      </w:r>
-    </w:p>
-    <w:p>
-      <w:pPr>
-        <w:pStyle w:val="BodyText"/>
-      </w:pPr>
-      <w:r>
-        <w:t xml:space="preserve">알렉세이: 그럼 누가요?</w:t>
-      </w:r>
-    </w:p>
-    <w:p>
-      <w:pPr>
-        <w:pStyle w:val="BodyText"/>
-      </w:pPr>
-      <w:r>
-        <w:t xml:space="preserve">사부로프: 조율이 필요해요. 마케팅과. 오너와. 여기선 모든 결정이 사무실 세 곳을 거쳐요. 여긴 루블룝카예요. 아무도 혼자 결정하지 않아요. 함께, 오래, 저녁 식사 자리에서 결정하죠.</w:t>
-      </w:r>
-    </w:p>
-    <w:p>
-      <w:pPr>
-        <w:pStyle w:val="BodyText"/>
-      </w:pPr>
-      <w:r>
-        <w:t xml:space="preserve">알렉세이: 알겠습니다. 그럼 이사님 의견은 무게가 있나요?</w:t>
-      </w:r>
-    </w:p>
-    <w:p>
-      <w:pPr>
-        <w:pStyle w:val="BodyText"/>
-      </w:pPr>
-      <w:r>
-        <w:t xml:space="preserve">사부로프: 있죠. 하지만 결정하진 않아요. 내가 「아니」라고 하면 — 「아니」가 돼요. 「네」라고 하면 — 「두고 보자」가 되고요.</w:t>
-      </w:r>
-    </w:p>
-    <w:p>
-      <w:pPr>
-        <w:pStyle w:val="BodyText"/>
-      </w:pPr>
-      <w:r>
-        <w:t xml:space="preserve">디마: 그러니까 멈출 수는 있지만 시작시킬 수는 없으시군요.</w:t>
-      </w:r>
-    </w:p>
-    <w:p>
-      <w:pPr>
-        <w:pStyle w:val="BodyText"/>
-      </w:pPr>
-      <w:r>
-        <w:t xml:space="preserve">사부로프: 젊은이, 빨리 배우네요. 그게 바로 루블룝카예요. 카리나한테 가죠.</w:t>
-      </w:r>
-    </w:p>
-    <w:p>
-      <w:pPr>
-        <w:pStyle w:val="BodyText"/>
-      </w:pPr>
-      <w:r>
-        <w:t xml:space="preserve">카리나: 카리나예요. 마케팅. 바로 본론. 루블룝카 독점이면 관심 있어요. 주콥카에서 바르비하까지 다른 클리닉은 당신들 젤을 못 받는 거죠. 안 그러면 우리 고객들한테 할 말이 없어요.</w:t>
-      </w:r>
-    </w:p>
-    <w:p>
-      <w:pPr>
-        <w:pStyle w:val="BodyText"/>
-      </w:pPr>
-      <w:r>
-        <w:t xml:space="preserve">알렉세이: 지역 독점이요? 저희는 시험에 합격한 모든 의사에게 팝니다. 예외 없이.</w:t>
-      </w:r>
-    </w:p>
-    <w:p>
-      <w:pPr>
-        <w:pStyle w:val="BodyText"/>
-      </w:pPr>
-      <w:r>
-        <w:t xml:space="preserve">카리나: 그럼 우리의 차별점은 뭐죠? 우리 고객들은 남들이 다 가진 걸 원하지 않아요.</w:t>
-      </w:r>
-    </w:p>
-    <w:p>
-      <w:pPr>
-        <w:pStyle w:val="BodyText"/>
-      </w:pPr>
-      <w:r>
-        <w:t xml:space="preserve">디마: 차별점은 여기 의사들이 수료증 1번, 2번, 3번을 갖는 거예요. 루블룝카 최초로.</w:t>
-      </w:r>
-    </w:p>
-    <w:p>
-      <w:pPr>
-        <w:pStyle w:val="BodyText"/>
-      </w:pPr>
-      <w:r>
-        <w:t xml:space="preserve">카리나: 수료증. 고객들은 수료증을 안 봐요. 고객들은 인스타그램을 봐요. 촬영이 필요해요. 당신들 젤, 우리 클리닉, 유명한 환자. 비포 앤 애프터. 촬영비 절반은 우리가 낼게요. 좋은 제안이죠.</w:t>
-      </w:r>
-    </w:p>
-    <w:p>
-      <w:pPr>
-        <w:pStyle w:val="BodyText"/>
-      </w:pPr>
-      <w:r>
-        <w:t xml:space="preserve">알렉세이: 카리나, 「비포 앤 애프터」로 의료기기를 광고하는 건 — 저희 일이 아니에요.</w:t>
-      </w:r>
-    </w:p>
-    <w:p>
-      <w:pPr>
-        <w:pStyle w:val="BodyText"/>
-      </w:pPr>
-      <w:r>
-        <w:t xml:space="preserve">카리나: 다들 그렇게 해요.</w:t>
-      </w:r>
-    </w:p>
-    <w:p>
-      <w:pPr>
-        <w:pStyle w:val="BodyText"/>
-      </w:pPr>
-      <w:r>
-        <w:t xml:space="preserve">디마: 그 말 자주 들어요. 보통 뭔가 나쁜 걸 제안하기 직전에요.</w:t>
-      </w:r>
-    </w:p>
-    <w:p>
-      <w:pPr>
-        <w:pStyle w:val="BodyText"/>
-      </w:pPr>
-      <w:r>
-        <w:t xml:space="preserve">카리나: 대담하네요. 마음에 들어요. 하지만 마케팅은 내 서명이 아니에요. 서명은 — 아리나 블라디미로브나가 해요.</w:t>
-      </w:r>
-    </w:p>
-    <w:p>
-      <w:pPr>
-        <w:pStyle w:val="BodyText"/>
-      </w:pPr>
-      <w:r>
-        <w:t xml:space="preserve">알렉세이: 그럼 그분이 결정하는 거네요?</w:t>
-      </w:r>
-    </w:p>
-    <w:p>
-      <w:pPr>
-        <w:pStyle w:val="BodyText"/>
-      </w:pPr>
-      <w:r>
-        <w:t xml:space="preserve">카리나: 그분이 서명하죠. 그분이 결정하는지는 — 철학적인 질문이고요.</w:t>
-      </w:r>
-    </w:p>
-    <w:p>
-      <w:pPr>
-        <w:pStyle w:val="BodyText"/>
-      </w:pPr>
-      <w:r>
-        <w:t xml:space="preserve">디마: 서명은 하지만 꼭 결정하는 건 아니다. 간호사도 같은 말을 했어요.</w:t>
-      </w:r>
-    </w:p>
-    <w:p>
-      <w:pPr>
-        <w:pStyle w:val="BodyText"/>
-      </w:pPr>
-      <w:r>
-        <w:t xml:space="preserve">카리나: 무슨 간호사요?</w:t>
-      </w:r>
-    </w:p>
-    <w:p>
-      <w:pPr>
-        <w:pStyle w:val="BodyText"/>
-      </w:pPr>
-      <w:r>
-        <w:t xml:space="preserve">디마: 아는 사람이요. 상관없어요. 아리나 블라디미로브나께 가도 될까요?</w:t>
-      </w:r>
-    </w:p>
-    <w:p>
-      <w:pPr>
-        <w:pStyle w:val="BodyText"/>
-      </w:pPr>
-      <w:r>
-        <w:t xml:space="preserve">카리나: 그분은 15분 있어요. 충고 하나: 할머니 얘기는 하지 마요. 여기선 오래된 것 말고 새것을 좋아해요.</w:t>
-      </w:r>
-    </w:p>
-    <w:p>
-      <w:pPr>
-        <w:pStyle w:val="BodyText"/>
-      </w:pPr>
-      <w:r>
-        <w:t xml:space="preserve">알렉세이: 충고 감사합니다. 두고 보죠.</w:t>
-      </w:r>
-    </w:p>
-    <w:p>
-      <w:pPr>
-        <w:pStyle w:val="BodyText"/>
-      </w:pPr>
-      <w:r>
-        <w:t xml:space="preserve">사부로프: 알렉세이 니콜라예비치, 잠깐만. 우리끼리 얘기예요. 카리나 말 듣지 마요. 아리나는 오래된 걸 좋아해요. 특히 오래된 사람들을.</w:t>
-      </w:r>
-    </w:p>
-    <w:p>
-      <w:pPr>
-        <w:pStyle w:val="BodyText"/>
-      </w:pPr>
-      <w:r>
-        <w:t xml:space="preserve">알렉세이: 어떤 오래된 사람들이요?</w:t>
-      </w:r>
-    </w:p>
-    <w:p>
-      <w:pPr>
-        <w:pStyle w:val="BodyText"/>
-      </w:pPr>
-      <w:r>
-        <w:t xml:space="preserve">사부로프: 알게 될 거예요. 그분이 류드밀라 이바노브나를 부르면 — 기회가 있는 거고. 안 부르면 — 커피만 마시고 가는 거예요. 난 이런 말 안 했어요. 난 의료 이사니까, 「마음에 든다」는 말만 하죠.</w:t>
-      </w:r>
-    </w:p>
-    <w:p>
-      <w:pPr>
-        <w:pStyle w:val="BodyText"/>
-      </w:pPr>
-      <w:r>
-        <w:t xml:space="preserve">디마: 류드밀라 이바노브나. 적었어요. 누구예요?</w:t>
+        <w:t xml:space="preserve">사부로프: 알렉세이 니콜라예비치, 말씀 많이 들었어요, 코르닐로바가 얘기해 줬거든요! 앉으세요. 커피나 샴페인 어때요? 여긴 그게 관례예요.</w:t>
+      </w:r>
+    </w:p>
+    <w:p>
+      <w:pPr>
+        <w:pStyle w:val="BodyText"/>
+      </w:pPr>
+      <w:r>
+        <w:t xml:space="preserve">알렉세이: 커피 주세요, 감사합니다. 이고리 세르게예비치, 코르닐로바를 개인적으로 아세요?</w:t>
+      </w:r>
+    </w:p>
+    <w:p>
+      <w:pPr>
+        <w:pStyle w:val="BodyText"/>
+      </w:pPr>
+      <w:r>
+        <w:t xml:space="preserve">사부로프: 그분을 모르는 사람이 어디 있어요? 20년 전에 그분한테 배웠고, 재시험을 두 번 봤어요.</w:t>
+      </w:r>
+    </w:p>
+    <w:p>
+      <w:pPr>
+        <w:pStyle w:val="BodyText"/>
+      </w:pPr>
+      <w:r>
+        <w:t xml:space="preserve">디마: 두 번이요? 지금도 그분 밑에선 재시험을 봐요. 혼자만 그런 게 아니에요.</w:t>
+      </w:r>
+    </w:p>
+    <w:p>
+      <w:pPr>
+        <w:pStyle w:val="BodyText"/>
+      </w:pPr>
+      <w:r>
+        <w:t xml:space="preserve">사부로프: 자, 당신네 젤 서류를 봤어요. 임상 데이터는 정직하고, 2쪽에 결절을 적은 건 — 대담하네요.</w:t>
+      </w:r>
+    </w:p>
+    <w:p>
+      <w:pPr>
+        <w:pStyle w:val="BodyText"/>
+      </w:pPr>
+      <w:r>
+        <w:t xml:space="preserve">알렉세이: 그건 제조사가 한 거예요. 그리고 코르닐로바가 고집했고요.</w:t>
+      </w:r>
+    </w:p>
+    <w:p>
+      <w:pPr>
+        <w:pStyle w:val="BodyText"/>
+      </w:pPr>
+      <w:r>
+        <w:t xml:space="preserve">사부로프: 마음에 들어요. 과정도 마음에 들고, 할머니 이야기도 마음에 들어요. 다 마음에 들어요.</w:t>
+      </w:r>
+    </w:p>
+    <w:p>
+      <w:pPr>
+        <w:pStyle w:val="BodyText"/>
+      </w:pPr>
+      <w:r>
+        <w:t xml:space="preserve">디마: 그럼 혹시 과정 계약에 서명하실 준비가 되셨나요?</w:t>
+      </w:r>
+    </w:p>
+    <w:p>
+      <w:pPr>
+        <w:pStyle w:val="BodyText"/>
+      </w:pPr>
+      <w:r>
+        <w:t xml:space="preserve">사부로프: 내가요? 아니요, 이 사람아. 나는 의료 이사고, 「마음에 든다」고 말하는 사람이에요. 결정은 내가 안 해요.</w:t>
+      </w:r>
+    </w:p>
+    <w:p>
+      <w:pPr>
+        <w:pStyle w:val="BodyText"/>
+      </w:pPr>
+      <w:r>
+        <w:t xml:space="preserve">알렉세이: 당신이 아니면 누가 결정해요?</w:t>
+      </w:r>
+    </w:p>
+    <w:p>
+      <w:pPr>
+        <w:pStyle w:val="BodyText"/>
+      </w:pPr>
+      <w:r>
+        <w:t xml:space="preserve">사부로프: 마케팅과 오너와 협의해야 해요. 여기선 모든 결정이 사무실 세 곳을 거쳐요. 여긴 루블룝카예요. 아무도 혼자 결정하지 않아요. 함께, 오래, 대개는 저녁 식사 자리에서 결정하죠.</w:t>
+      </w:r>
+    </w:p>
+    <w:p>
+      <w:pPr>
+        <w:pStyle w:val="BodyText"/>
+      </w:pPr>
+      <w:r>
+        <w:t xml:space="preserve">알렉세이: 알겠어요. 그럼 당신 의견은 여기서 무게가 있나요?</w:t>
+      </w:r>
+    </w:p>
+    <w:p>
+      <w:pPr>
+        <w:pStyle w:val="BodyText"/>
+      </w:pPr>
+      <w:r>
+        <w:t xml:space="preserve">사부로프: 있죠, 하지만 결정하진 않아요. 내가 「아니요」 하면 「아니요」예요. 「네」 하면 「두고 보자」가 되고요.</w:t>
+      </w:r>
+    </w:p>
+    <w:p>
+      <w:pPr>
+        <w:pStyle w:val="BodyText"/>
+      </w:pPr>
+      <w:r>
+        <w:t xml:space="preserve">디마: 그러니까 멈출 수는 있지만, 시작시킬 수는 없는 거네요.</w:t>
+      </w:r>
+    </w:p>
+    <w:p>
+      <w:pPr>
+        <w:pStyle w:val="BodyText"/>
+      </w:pPr>
+      <w:r>
+        <w:t xml:space="preserve">사부로프: 젊은이, 빨리 배우네요. 그게 바로 루블룝카예요. 갑시다, 카리나한테 데려다줄게요.</w:t>
+      </w:r>
+    </w:p>
+    <w:p>
+      <w:pPr>
+        <w:pStyle w:val="BodyText"/>
+      </w:pPr>
+      <w:r>
+        <w:t xml:space="preserve">카리나: 카리나예요, 마케팅 담당이라 바로 본론으로 갈게요. 루블룝카 독점이 있을 때만 관심 있어요. 주콥카에서 바르비하까지 어떤 클리닉도 당신네 젤을 받으면 안 돼요. 안 그러면 우리 고객들한테 할 말이 없어요.</w:t>
+      </w:r>
+    </w:p>
+    <w:p>
+      <w:pPr>
+        <w:pStyle w:val="BodyText"/>
+      </w:pPr>
+      <w:r>
+        <w:t xml:space="preserve">알렉세이: 지역 독점이요? 아니요, 우리는 시험에 합격한 모든 의사에게 예외 없이 팔아요.</w:t>
+      </w:r>
+    </w:p>
+    <w:p>
+      <w:pPr>
+        <w:pStyle w:val="BodyText"/>
+      </w:pPr>
+      <w:r>
+        <w:t xml:space="preserve">카리나: 그럼 우리만의 차별점은 뭐예요? 우리 고객들은 남들이랑 똑같은 걸 원하지 않아요.</w:t>
+      </w:r>
+    </w:p>
+    <w:p>
+      <w:pPr>
+        <w:pStyle w:val="BodyText"/>
+      </w:pPr>
+      <w:r>
+        <w:t xml:space="preserve">디마: 차별점은 당신네 의사들이 수료증 1번, 2번, 3번을 갖게 된다는 거예요. 루블룝카에서 첫 번째가 되는 거죠.</w:t>
+      </w:r>
+    </w:p>
+    <w:p>
+      <w:pPr>
+        <w:pStyle w:val="BodyText"/>
+      </w:pPr>
+      <w:r>
+        <w:t xml:space="preserve">카리나: 수료증이요? 고객들은 수료증을 안 봐요, 인스타그램을 보죠. 촬영이 필요해요: 당신네 젤, 우리 클리닉, 유명한 환자, 비포 앤 애프터. 촬영비 절반은 우리가 낼게요. 내 생각엔 좋은 제안이에요.</w:t>
+      </w:r>
+    </w:p>
+    <w:p>
+      <w:pPr>
+        <w:pStyle w:val="BodyText"/>
+      </w:pPr>
+      <w:r>
+        <w:t xml:space="preserve">알렉세이: 카리나, 의료기기를 「비포 앤 애프터」로 광고하는 건 우리 일이 아니에요, 죄송해요.</w:t>
+      </w:r>
+    </w:p>
+    <w:p>
+      <w:pPr>
+        <w:pStyle w:val="BodyText"/>
+      </w:pPr>
+      <w:r>
+        <w:t xml:space="preserve">카리나: 하지만 다들 그렇게 하고, 아무도 불평 안 해요.</w:t>
+      </w:r>
+    </w:p>
+    <w:p>
+      <w:pPr>
+        <w:pStyle w:val="BodyText"/>
+      </w:pPr>
+      <w:r>
+        <w:t xml:space="preserve">디마: 그 말 자주 들어요. 대개 뭔가 나쁜 걸 제안하기 직전에요.</w:t>
+      </w:r>
+    </w:p>
+    <w:p>
+      <w:pPr>
+        <w:pStyle w:val="BodyText"/>
+      </w:pPr>
+      <w:r>
+        <w:t xml:space="preserve">카리나: 당돌하네요, 그게 마음에 들어요. 하지만 마케팅은 내 서명이 아니에요. 서명은 아리나 블라디미로브나가 해요.</w:t>
+      </w:r>
+    </w:p>
+    <w:p>
+      <w:pPr>
+        <w:pStyle w:val="BodyText"/>
+      </w:pPr>
+      <w:r>
+        <w:t xml:space="preserve">알렉세이: 그럼 결국 결정은 그분이 하는 거네요?</w:t>
+      </w:r>
+    </w:p>
+    <w:p>
+      <w:pPr>
+        <w:pStyle w:val="BodyText"/>
+      </w:pPr>
+      <w:r>
+        <w:t xml:space="preserve">카리나: 서명은 그분이 해요. 결정을 그분이 하는지는 — 철학적인 문제죠.</w:t>
+      </w:r>
+    </w:p>
+    <w:p>
+      <w:pPr>
+        <w:pStyle w:val="BodyText"/>
+      </w:pPr>
+      <w:r>
+        <w:t xml:space="preserve">디마: 서명은 하지만 꼭 결정하는 건 아니다. 간호사도 저한테 똑같은 말을 했어요.</w:t>
+      </w:r>
+    </w:p>
+    <w:p>
+      <w:pPr>
+        <w:pStyle w:val="BodyText"/>
+      </w:pPr>
+      <w:r>
+        <w:t xml:space="preserve">카리나: 무슨 간호사요? 누구 얘기예요?</w:t>
+      </w:r>
+    </w:p>
+    <w:p>
+      <w:pPr>
+        <w:pStyle w:val="BodyText"/>
+      </w:pPr>
+      <w:r>
+        <w:t xml:space="preserve">디마: 아는 사람인데, 지금은 중요하지 않아요. 아리나 블라디미로브나께 가도 될까요?</w:t>
+      </w:r>
+    </w:p>
+    <w:p>
+      <w:pPr>
+        <w:pStyle w:val="BodyText"/>
+      </w:pPr>
+      <w:r>
+        <w:t xml:space="preserve">카리나: 그분은 15분 시간이 있어요. 충고 하나 할게요: 할머니 얘기는 하지 마요. 여긴 옛것 말고 새것을 좋아하니까.</w:t>
+      </w:r>
+    </w:p>
+    <w:p>
+      <w:pPr>
+        <w:pStyle w:val="BodyText"/>
+      </w:pPr>
+      <w:r>
+        <w:t xml:space="preserve">알렉세이: 충고 감사해요. 대화가 어떻게 흘러가는지 보죠.</w:t>
+      </w:r>
+    </w:p>
+    <w:p>
+      <w:pPr>
+        <w:pStyle w:val="BodyText"/>
+      </w:pPr>
+      <w:r>
+        <w:t xml:space="preserve">사부로프: 알렉세이 니콜라예비치, 잠깐만, 우리끼리 얘긴데. 카리나 말은 듣지 마요. 아리나는 옛것을 좋아해요, 특히 나이 든 사람들을요.</w:t>
+      </w:r>
+    </w:p>
+    <w:p>
+      <w:pPr>
+        <w:pStyle w:val="BodyText"/>
+      </w:pPr>
+      <w:r>
+        <w:t xml:space="preserve">알렉세이: 어떤 나이 든 사람들이요? 잘 이해가 안 되는데요.</w:t>
+      </w:r>
+    </w:p>
+    <w:p>
+      <w:pPr>
+        <w:pStyle w:val="BodyText"/>
+      </w:pPr>
+      <w:r>
+        <w:t xml:space="preserve">사부로프: 곧 직접 알게 될 거예요. 그분이 류드밀라 이바노브나를 부르면 기회가 있어요. 안 부르면 그냥 커피 마시러 온 거고요. 나는 이런 말 안 했어요. 나는 의료 이사고, 「마음에 든다」고만 말해요.</w:t>
+      </w:r>
+    </w:p>
+    <w:p>
+      <w:pPr>
+        <w:pStyle w:val="BodyText"/>
+      </w:pPr>
+      <w:r>
+        <w:t xml:space="preserve">디마: 류드밀라 이바노브나, 적었어요. 그런데 그분이 누구예요?</w:t>
       </w:r>
     </w:p>
     <w:bookmarkEnd w:id="34"/>
@@ -3875,151 +3875,151 @@
         <w:pStyle w:val="FirstParagraph"/>
       </w:pPr>
       <w:r>
-        <w:t xml:space="preserve">아리나: 안녕하세요. 아리나 볼스카야예요. 15분 있어요. 사부로프는 「마음에 든다」고 했고, 카리나는 독점을 원하죠. 맞죠?</w:t>
-      </w:r>
-    </w:p>
-    <w:p>
-      <w:pPr>
-        <w:pStyle w:val="BodyText"/>
-      </w:pPr>
-      <w:r>
-        <w:t xml:space="preserve">알렉세이: 맞습니다. 독점은 없습니다. 교육은 — 필수. 판매는 — 수료한 의사에게만.</w:t>
-      </w:r>
-    </w:p>
-    <w:p>
-      <w:pPr>
-        <w:pStyle w:val="BodyText"/>
-      </w:pPr>
-      <w:r>
-        <w:t xml:space="preserve">아리나: 내 사무실에서 남자가 「아니요」라고 하는 게 마음에 드네요. 드문 일이에요. 왜 독점은 안 되죠?</w:t>
-      </w:r>
-    </w:p>
-    <w:p>
-      <w:pPr>
-        <w:pStyle w:val="BodyText"/>
-      </w:pPr>
-      <w:r>
-        <w:t xml:space="preserve">알렉세이: 독점이란 시험에 합격한 힘키의 의사가 살 수 없다는 뜻이니까요.</w:t>
-      </w:r>
-    </w:p>
-    <w:p>
-      <w:pPr>
-        <w:pStyle w:val="BodyText"/>
-      </w:pPr>
-      <w:r>
-        <w:t xml:space="preserve">아리나: 논리적이네요. 좋아요. 가격은요?</w:t>
-      </w:r>
-    </w:p>
-    <w:p>
-      <w:pPr>
-        <w:pStyle w:val="BodyText"/>
-      </w:pPr>
-      <w:r>
-        <w:t xml:space="preserve">디마: 9천이요. 모두에게 같아요. 계좌 이체. 교육 — 의사당 4만 5천.</w:t>
-      </w:r>
-    </w:p>
-    <w:p>
-      <w:pPr>
-        <w:pStyle w:val="BodyText"/>
-      </w:pPr>
-      <w:r>
-        <w:t xml:space="preserve">아리나: 9천. 루블룝카엔 싸네요. 우리 고객들이 왜 이렇게 싸냐고 물을 거예요.</w:t>
-      </w:r>
-    </w:p>
-    <w:p>
-      <w:pPr>
-        <w:pStyle w:val="BodyText"/>
-      </w:pPr>
-      <w:r>
-        <w:t xml:space="preserve">알렉세이: 사실대로 말씀하세요: 중간 유통도, 「여행」도, 리베이트도 없어서라고요.</w:t>
-      </w:r>
-    </w:p>
-    <w:p>
-      <w:pPr>
-        <w:pStyle w:val="BodyText"/>
-      </w:pPr>
-      <w:r>
-        <w:t xml:space="preserve">아리나: 리베이트가 없다. 그것도 아시네요. 갈리나 레즈니크 얘기 들었어요?</w:t>
-      </w:r>
-    </w:p>
-    <w:p>
-      <w:pPr>
-        <w:pStyle w:val="BodyText"/>
-      </w:pPr>
-      <w:r>
-        <w:t xml:space="preserve">디마: 들었어요.</w:t>
-      </w:r>
-    </w:p>
-    <w:p>
-      <w:pPr>
-        <w:pStyle w:val="BodyText"/>
-      </w:pPr>
-      <w:r>
-        <w:t xml:space="preserve">아리나: 갈리나가 저녁 식사 자리에서 얘기했어요. 그러더군요: 「야로슬라블에서 온 소년이 내 8년 치 회계를 구했다」. 그게 당신이에요?</w:t>
-      </w:r>
-    </w:p>
-    <w:p>
-      <w:pPr>
-        <w:pStyle w:val="BodyText"/>
-      </w:pPr>
-      <w:r>
-        <w:t xml:space="preserve">디마: 아마 저일 거예요. 소년은 아니지만요.</w:t>
-      </w:r>
-    </w:p>
-    <w:p>
-      <w:pPr>
-        <w:pStyle w:val="BodyText"/>
-      </w:pPr>
-      <w:r>
-        <w:t xml:space="preserve">아리나: 여기선 마흔 안 된 사람은 다 소년이에요. 좋아요. 서명할 준비는 됐어요. 하지만 오늘은 아니에요.</w:t>
-      </w:r>
-    </w:p>
-    <w:p>
-      <w:pPr>
-        <w:pStyle w:val="BodyText"/>
-      </w:pPr>
-      <w:r>
-        <w:t xml:space="preserve">알렉세이: 오늘 하려면 뭐가 필요하죠?</w:t>
-      </w:r>
-    </w:p>
-    <w:p>
-      <w:pPr>
-        <w:pStyle w:val="BodyText"/>
-      </w:pPr>
-      <w:r>
-        <w:t xml:space="preserve">아리나: 하나. 류드밀라 이바노브나. 스베타, 류드밀라 이바노브나 불러 줘요.</w:t>
-      </w:r>
-    </w:p>
-    <w:p>
-      <w:pPr>
-        <w:pStyle w:val="BodyText"/>
-      </w:pPr>
-      <w:r>
-        <w:t xml:space="preserve">알렉세이: 류드밀라 이바노브나가 누구예요?</w:t>
-      </w:r>
-    </w:p>
-    <w:p>
-      <w:pPr>
-        <w:pStyle w:val="BodyText"/>
-      </w:pPr>
-      <w:r>
-        <w:t xml:space="preserve">아리나: 수간호사예요. 우리 클리닉에서 12년. 우리 클리닉의 모든 합병증은 그 사람한테 가요. 밤에도, 주말에도, 새해에도. 그 사람이 「안 돼요」 하면 — 서명 안 해요. 당신들이 아무리 마음에 들어도.</w:t>
-      </w:r>
-    </w:p>
-    <w:p>
-      <w:pPr>
-        <w:pStyle w:val="BodyText"/>
-      </w:pPr>
-      <w:r>
-        <w:t xml:space="preserve">디마: 그러니까 그분이 결정하네요.</w:t>
-      </w:r>
-    </w:p>
-    <w:p>
-      <w:pPr>
-        <w:pStyle w:val="BodyText"/>
-      </w:pPr>
-      <w:r>
-        <w:t xml:space="preserve">아리나: 결정은 내가 해요. 다만 그 사람이 말하는 대로 결정하죠. 다른 거예요, 젊은이.</w:t>
+        <w:t xml:space="preserve">아리나: 안녕하세요, 아리나 볼스카야예요. 15분 있어요. 사부로프는 「마음에 든다」고 했고, 카리나는 독점을 원하죠. 맞나요?</w:t>
+      </w:r>
+    </w:p>
+    <w:p>
+      <w:pPr>
+        <w:pStyle w:val="BodyText"/>
+      </w:pPr>
+      <w:r>
+        <w:t xml:space="preserve">알렉세이: 맞아요. 독점은 없고, 과정은 필수이고, 판매는 수료한 의사에게만이에요.</w:t>
+      </w:r>
+    </w:p>
+    <w:p>
+      <w:pPr>
+        <w:pStyle w:val="BodyText"/>
+      </w:pPr>
+      <w:r>
+        <w:t xml:space="preserve">아리나: 내 사무실에서 남자가 「아니요」라고 하는 게 마음에 드네요, 드문 일이거든요. 그런데 왜 독점은 안 되죠?</w:t>
+      </w:r>
+    </w:p>
+    <w:p>
+      <w:pPr>
+        <w:pStyle w:val="BodyText"/>
+      </w:pPr>
+      <w:r>
+        <w:t xml:space="preserve">알렉세이: 독점이란 성실하게 시험에 합격한 힘키의 의사가 젤을 못 사는 거니까요.</w:t>
+      </w:r>
+    </w:p>
+    <w:p>
+      <w:pPr>
+        <w:pStyle w:val="BodyText"/>
+      </w:pPr>
+      <w:r>
+        <w:t xml:space="preserve">아리나: 논리적이네요, 받아들일게요. 가격은 얼마예요?</w:t>
+      </w:r>
+    </w:p>
+    <w:p>
+      <w:pPr>
+        <w:pStyle w:val="BodyText"/>
+      </w:pPr>
+      <w:r>
+        <w:t xml:space="preserve">디마: 다른 곳과 똑같이 9천, 계좌 이체예요. 과정은 의사 한 명당 4만 5천이고요.</w:t>
+      </w:r>
+    </w:p>
+    <w:p>
+      <w:pPr>
+        <w:pStyle w:val="BodyText"/>
+      </w:pPr>
+      <w:r>
+        <w:t xml:space="preserve">아리나: 9천이요? 루블룝카치곤 싸네요. 우리 고객들이 왜 이렇게 싸냐고 물을 거예요.</w:t>
+      </w:r>
+    </w:p>
+    <w:p>
+      <w:pPr>
+        <w:pStyle w:val="BodyText"/>
+      </w:pPr>
+      <w:r>
+        <w:t xml:space="preserve">알렉세이: 사실대로 말씀하세요: 중간 업자도, 「여행」도, 리베이트도 없어서라고요.</w:t>
+      </w:r>
+    </w:p>
+    <w:p>
+      <w:pPr>
+        <w:pStyle w:val="BodyText"/>
+      </w:pPr>
+      <w:r>
+        <w:t xml:space="preserve">아리나: 리베이트 없이라. 그것까지 아시네요. 갈리나 레즈니크 얘기 들었어요?</w:t>
+      </w:r>
+    </w:p>
+    <w:p>
+      <w:pPr>
+        <w:pStyle w:val="BodyText"/>
+      </w:pPr>
+      <w:r>
+        <w:t xml:space="preserve">디마: 들었어요. 사실 저희도 조금 관련이 있어요.</w:t>
+      </w:r>
+    </w:p>
+    <w:p>
+      <w:pPr>
+        <w:pStyle w:val="BodyText"/>
+      </w:pPr>
+      <w:r>
+        <w:t xml:space="preserve">아리나: 갈리나가 저녁 식사 때 얘기했어요. 「야로슬라블에서 온 남자애가 내 8년 치 회계를 구해 줬다」고요. 당신이에요?</w:t>
+      </w:r>
+    </w:p>
+    <w:p>
+      <w:pPr>
+        <w:pStyle w:val="BodyText"/>
+      </w:pPr>
+      <w:r>
+        <w:t xml:space="preserve">디마: 아마 저일 거예요. 남자애는 아닌 지 오래됐지만요.</w:t>
+      </w:r>
+    </w:p>
+    <w:p>
+      <w:pPr>
+        <w:pStyle w:val="BodyText"/>
+      </w:pPr>
+      <w:r>
+        <w:t xml:space="preserve">아리나: 여기선 마흔 안 된 사람은 다 남자애예요. 좋아요, 서명할 준비는 됐어요. 하지만 오늘은 아니에요.</w:t>
+      </w:r>
+    </w:p>
+    <w:p>
+      <w:pPr>
+        <w:pStyle w:val="BodyText"/>
+      </w:pPr>
+      <w:r>
+        <w:t xml:space="preserve">알렉세이: 오늘 서명하시려면 뭐가 필요하죠?</w:t>
+      </w:r>
+    </w:p>
+    <w:p>
+      <w:pPr>
+        <w:pStyle w:val="BodyText"/>
+      </w:pPr>
+      <w:r>
+        <w:t xml:space="preserve">아리나: 하나요: 류드밀라 이바노브나. 스베타, 류드밀라 이바노브나 좀 불러 줘요.</w:t>
+      </w:r>
+    </w:p>
+    <w:p>
+      <w:pPr>
+        <w:pStyle w:val="BodyText"/>
+      </w:pPr>
+      <w:r>
+        <w:t xml:space="preserve">알렉세이: 죄송하지만, 류드밀라 이바노브나는 누구신가요?</w:t>
+      </w:r>
+    </w:p>
+    <w:p>
+      <w:pPr>
+        <w:pStyle w:val="BodyText"/>
+      </w:pPr>
+      <w:r>
+        <w:t xml:space="preserve">아리나: 수간호사예요. 12년째 — 나와 함께해요. 우리 클리닉의 모든 부작용은 그분한테 가요. 밤에도, 주말에도, 새해에도. 그분이 「안 돼요」 하면 — 난 서명 안 해요. 당신이 아주 마음에 들더라도요. 나한테 그런 일은 흔치 않지만요.</w:t>
+      </w:r>
+    </w:p>
+    <w:p>
+      <w:pPr>
+        <w:pStyle w:val="BodyText"/>
+      </w:pPr>
+      <w:r>
+        <w:t xml:space="preserve">디마: 그러니까 실제로 결정하는 건 그분이네요.</w:t>
+      </w:r>
+    </w:p>
+    <w:p>
+      <w:pPr>
+        <w:pStyle w:val="BodyText"/>
+      </w:pPr>
+      <w:r>
+        <w:t xml:space="preserve">아리나: 결정은 내가 해요. 하지만 그분이 말하는 대로 결정하죠. 그건 다른 거예요, 젊은이.</w:t>
       </w:r>
     </w:p>
     <w:p>
@@ -4035,79 +4035,79 @@
         <w:pStyle w:val="BodyText"/>
       </w:pPr>
       <w:r>
-        <w:t xml:space="preserve">아리나: 이분들이에요. 류드밀라 이바노브나, 질문 하나 해요. 늘 하던 대로.</w:t>
-      </w:r>
-    </w:p>
-    <w:p>
-      <w:pPr>
-        <w:pStyle w:val="BodyText"/>
-      </w:pPr>
-      <w:r>
-        <w:t xml:space="preserve">류드밀라: 하나. 누가 대답할래요?</w:t>
-      </w:r>
-    </w:p>
-    <w:p>
-      <w:pPr>
-        <w:pStyle w:val="BodyText"/>
-      </w:pPr>
-      <w:r>
-        <w:t xml:space="preserve">알렉세이: 제가요. 제가 대표예요.</w:t>
-      </w:r>
-    </w:p>
-    <w:p>
-      <w:pPr>
-        <w:pStyle w:val="BodyText"/>
-      </w:pPr>
-      <w:r>
-        <w:t xml:space="preserve">류드밀라: 대표는 누가 써 준 답을 알죠. 젊은 사람이 대답해요. 질문: 환자에게 젤을 주입했다. 주사 부위 위 피부가 하얘졌다. 1분 뒤 — 가장자리가 파래진다. 의사는 뭘 하죠? 단계별로.</w:t>
-      </w:r>
-    </w:p>
-    <w:p>
-      <w:pPr>
-        <w:pStyle w:val="BodyText"/>
-      </w:pPr>
-      <w:r>
-        <w:t xml:space="preserve">디마: 전 의사가 아니에요. 하지만 5모듈을 들었어요. 포미나 선생님한테.</w:t>
-      </w:r>
-    </w:p>
-    <w:p>
-      <w:pPr>
-        <w:pStyle w:val="BodyText"/>
-      </w:pPr>
-      <w:r>
-        <w:t xml:space="preserve">류드밀라: 포미나? 툴라의 나데즈다 세르게예브나? 대답해 봐요.</w:t>
-      </w:r>
-    </w:p>
-    <w:p>
-      <w:pPr>
-        <w:pStyle w:val="BodyText"/>
-      </w:pPr>
-      <w:r>
-        <w:t xml:space="preserve">디마: 첫째 — 주입 중단. 즉시. 둘째 — 히알루로니다아제. 서랍 말고 진료실에 있어야 해요. 셋째 — 마사지, 온찜질. 넷째 — 전화. 다섯째 — 전부 분 단위로 기록. 공책처럼요.</w:t>
-      </w:r>
-    </w:p>
-    <w:p>
-      <w:pPr>
-        <w:pStyle w:val="BodyText"/>
-      </w:pPr>
-      <w:r>
-        <w:t xml:space="preserve">류드밀라: 누구한테 전화해요?</w:t>
-      </w:r>
-    </w:p>
-    <w:p>
-      <w:pPr>
-        <w:pStyle w:val="BodyText"/>
-      </w:pPr>
-      <w:r>
-        <w:t xml:space="preserve">디마: 가르친 사람한테요. 코르닐로바. 또는 포미나. 그리고 — 우리한테. 저희가 심사관에게 보고해요.</w:t>
-      </w:r>
-    </w:p>
-    <w:p>
-      <w:pPr>
-        <w:pStyle w:val="BodyText"/>
-      </w:pPr>
-      <w:r>
-        <w:t xml:space="preserve">류드밀라: 심사관한테. 스스로. 아리나 블라디미로브나, 잠깐 나가실까요?</w:t>
+        <w:t xml:space="preserve">아리나: 네, 이분들이에요. 류드밀라 이바노브나, 늘 그렇듯 질문 하나 하세요.</w:t>
+      </w:r>
+    </w:p>
+    <w:p>
+      <w:pPr>
+        <w:pStyle w:val="BodyText"/>
+      </w:pPr>
+      <w:r>
+        <w:t xml:space="preserve">류드밀라: 하나요. 누가 대답하실 거예요?</w:t>
+      </w:r>
+    </w:p>
+    <w:p>
+      <w:pPr>
+        <w:pStyle w:val="BodyText"/>
+      </w:pPr>
+      <w:r>
+        <w:t xml:space="preserve">알렉세이: 제가요, 제가 대표니까요.</w:t>
+      </w:r>
+    </w:p>
+    <w:p>
+      <w:pPr>
+        <w:pStyle w:val="BodyText"/>
+      </w:pPr>
+      <w:r>
+        <w:t xml:space="preserve">류드밀라: 대표는 남이 써 준 답을 알아요. 젊은 분이 대답하세요. 질문은 이거예요: 환자에게 젤을 넣었더니 주사 부위 위 피부가 하얘졌어요. 1분 뒤 가장자리가 파래져요. 의사는 뭘 하죠? 단계별로요.</w:t>
+      </w:r>
+    </w:p>
+    <w:p>
+      <w:pPr>
+        <w:pStyle w:val="BodyText"/>
+      </w:pPr>
+      <w:r>
+        <w:t xml:space="preserve">디마: 저는 의사가 아니지만, 포미나 선생님께 5모듈을 들었어요.</w:t>
+      </w:r>
+    </w:p>
+    <w:p>
+      <w:pPr>
+        <w:pStyle w:val="BodyText"/>
+      </w:pPr>
+      <w:r>
+        <w:t xml:space="preserve">류드밀라: 포미나요? 툴라의 나데즈다 세르게예브나요? 그럼 대답해 봐요.</w:t>
+      </w:r>
+    </w:p>
+    <w:p>
+      <w:pPr>
+        <w:pStyle w:val="BodyText"/>
+      </w:pPr>
+      <w:r>
+        <w:t xml:space="preserve">디마: 첫째 — 즉시 주입을 멈춘다. 둘째 — 히알루로니다제, 그건 장 안이 아니라 진료실에 있어야 해요. 셋째 — 마사지와 온찜질. 넷째 — 전화. 다섯째 — 나중에 아무것도 잊지 않도록 공책처럼 모든 걸 분 단위로 기록한다.</w:t>
+      </w:r>
+    </w:p>
+    <w:p>
+      <w:pPr>
+        <w:pStyle w:val="BodyText"/>
+      </w:pPr>
+      <w:r>
+        <w:t xml:space="preserve">류드밀라: 정확히 누구한테 전화해요?</w:t>
+      </w:r>
+    </w:p>
+    <w:p>
+      <w:pPr>
+        <w:pStyle w:val="BodyText"/>
+      </w:pPr>
+      <w:r>
+        <w:t xml:space="preserve">디마: 가르친 사람, 그러니까 코르닐로바나 포미나요. 그리고 우리한테도요. 우리가 심사관에게 보고하니까요.</w:t>
+      </w:r>
+    </w:p>
+    <w:p>
+      <w:pPr>
+        <w:pStyle w:val="BodyText"/>
+      </w:pPr>
+      <w:r>
+        <w:t xml:space="preserve">류드밀라: 심사관에게 직접 보고한다고요? 아리나 블라디미로브나, 잠깐 복도로 나가실까요?</w:t>
       </w:r>
     </w:p>
     <w:bookmarkEnd w:id="35"/>
@@ -4125,119 +4125,119 @@
         <w:pStyle w:val="FirstParagraph"/>
       </w:pPr>
       <w:r>
-        <w:t xml:space="preserve">아리나: 돌아왔어요. 류드밀라 이바노브나가 복도에서 나한테 한 마디 했어요. 류드밀라 이바노브나, 다시 말해 줘요.</w:t>
-      </w:r>
-    </w:p>
-    <w:p>
-      <w:pPr>
-        <w:pStyle w:val="BodyText"/>
-      </w:pPr>
-      <w:r>
-        <w:t xml:space="preserve">류드밀라: 이렇게 말했어요: 「12년 만에 처음으로 ’심사관에게 보고한다’고 말한 사람들이에요」. 다른 사람들은 이래요: 「우리 젤 문제가 아니라 당신네 의사 문제」. 그러고 나면 밤에 나 혼자 환자랑 그 남편을 상대하죠.</w:t>
-      </w:r>
-    </w:p>
-    <w:p>
-      <w:pPr>
-        <w:pStyle w:val="BodyText"/>
-      </w:pPr>
-      <w:r>
-        <w:t xml:space="preserve">알렉세이: 저희는 달리 할 수가 없어요. 분기마다 저희 보고서를 읽는 심사관이 있어요.</w:t>
-      </w:r>
-    </w:p>
-    <w:p>
-      <w:pPr>
-        <w:pStyle w:val="BodyText"/>
-      </w:pPr>
-      <w:r>
-        <w:t xml:space="preserve">류드밀라: 나자로바?</w:t>
-      </w:r>
-    </w:p>
-    <w:p>
-      <w:pPr>
-        <w:pStyle w:val="BodyText"/>
-      </w:pPr>
-      <w:r>
-        <w:t xml:space="preserve">알렉세이: 나자로바를 아세요?</w:t>
-      </w:r>
-    </w:p>
-    <w:p>
-      <w:pPr>
-        <w:pStyle w:val="BodyText"/>
-      </w:pPr>
-      <w:r>
-        <w:t xml:space="preserve">류드밀라: 의료계에서 그분을 모르는 사람이 있나요. 5년 전에 그분이 유럽 젤 하나를 중단시켰어요. 우린 맨 마지막에 알았죠. 우리 클리닉에서 합병증 세 건이 난 뒤에. 공급사는 침묵했고요.</w:t>
-      </w:r>
-    </w:p>
-    <w:p>
-      <w:pPr>
-        <w:pStyle w:val="BodyText"/>
-      </w:pPr>
-      <w:r>
-        <w:t xml:space="preserve">디마: 그래서 「하얘졌다」를 물으시는 거군요.</w:t>
-      </w:r>
-    </w:p>
-    <w:p>
-      <w:pPr>
-        <w:pStyle w:val="BodyText"/>
-      </w:pPr>
-      <w:r>
-        <w:t xml:space="preserve">류드밀라: 그래서요. 젊은이, 정확하게 답했어요. 하나만 빼고. 히알루로니다아제는 그냥 「진료실에」 있으면 안 돼요. 미리 희석해 둬야 해요. 매일 아침. 희석하는 동안 조직이 죽어요.</w:t>
-      </w:r>
-    </w:p>
-    <w:p>
-      <w:pPr>
-        <w:pStyle w:val="BodyText"/>
-      </w:pPr>
-      <w:r>
-        <w:t xml:space="preserve">디마: 미리 희석. 매일 아침. 적을게요. 센터 프로토콜에 있나요?</w:t>
-      </w:r>
-    </w:p>
-    <w:p>
-      <w:pPr>
-        <w:pStyle w:val="BodyText"/>
-      </w:pPr>
-      <w:r>
-        <w:t xml:space="preserve">류드밀라: 없으면 — 넣게 해요. 코르닐로바한테 내 말 전해 줘요. 날 기억할 거예요.</w:t>
-      </w:r>
-    </w:p>
-    <w:p>
-      <w:pPr>
-        <w:pStyle w:val="BodyText"/>
-      </w:pPr>
-      <w:r>
-        <w:t xml:space="preserve">알렉세이: 코르닐로바도 아세요?</w:t>
-      </w:r>
-    </w:p>
-    <w:p>
-      <w:pPr>
-        <w:pStyle w:val="BodyText"/>
-      </w:pPr>
-      <w:r>
-        <w:t xml:space="preserve">류드밀라: 그분의 첫 간호사였어요. 모든 걸 분 단위로 기록하는 법을 가르쳐 준 게 그분이에요.</w:t>
-      </w:r>
-    </w:p>
-    <w:p>
-      <w:pPr>
-        <w:pStyle w:val="BodyText"/>
-      </w:pPr>
-      <w:r>
-        <w:t xml:space="preserve">아리나: 거봐요. 모스크바는 좁아요. 류드밀라 이바노브나, 결정은요?</w:t>
-      </w:r>
-    </w:p>
-    <w:p>
-      <w:pPr>
-        <w:pStyle w:val="BodyText"/>
-      </w:pPr>
-      <w:r>
-        <w:t xml:space="preserve">류드밀라: 배우게 하세요. 여섯 명 전부. 그리고 나도 — 5모듈. 수료증 없으면 환자 앞에 못 세워요. 사장님이 서명하셔도요. 이게 내 조건이에요, 아리나 블라디미로브나. 아시죠, 난 농담 안 해요.</w:t>
-      </w:r>
-    </w:p>
-    <w:p>
-      <w:pPr>
-        <w:pStyle w:val="BodyText"/>
-      </w:pPr>
-      <w:r>
-        <w:t xml:space="preserve">아리나: 알아요. 서명할게요. 교육 계약 — 의사 6명. 납품 — 수료증대로. 독점 없이.</w:t>
+        <w:t xml:space="preserve">아리나: 자, 돌아왔어요. 복도에서 류드밀라 이바노브나가 나한테 한 문장을 말했어요. 류드밀라 이바노브나, 다시 말해 주세요.</w:t>
+      </w:r>
+    </w:p>
+    <w:p>
+      <w:pPr>
+        <w:pStyle w:val="BodyText"/>
+      </w:pPr>
+      <w:r>
+        <w:t xml:space="preserve">류드밀라: 이렇게 말했어요: 「12년 만에 처음으로 „심사관에게 보고하겠다“고 말한 사람들이에요」. 다른 사람들은 「우리 젤 문제가 아니라 당신네 의사 문제」라고 해요. 그러면 난 밤에 혼자 환자와 그 남편을 상대하고, 그동안 공급자는 편히 자죠.</w:t>
+      </w:r>
+    </w:p>
+    <w:p>
+      <w:pPr>
+        <w:pStyle w:val="BodyText"/>
+      </w:pPr>
+      <w:r>
+        <w:t xml:space="preserve">알렉세이: 저희는 달리 할 수가 없어요. 분기마다 저희 보고서를 읽는 심사관이 있거든요.</w:t>
+      </w:r>
+    </w:p>
+    <w:p>
+      <w:pPr>
+        <w:pStyle w:val="BodyText"/>
+      </w:pPr>
+      <w:r>
+        <w:t xml:space="preserve">류드밀라: 나자로바죠, 맞죠?</w:t>
+      </w:r>
+    </w:p>
+    <w:p>
+      <w:pPr>
+        <w:pStyle w:val="BodyText"/>
+      </w:pPr>
+      <w:r>
+        <w:t xml:space="preserve">알렉세이: 네. 설마 나자로바를 아세요?</w:t>
+      </w:r>
+    </w:p>
+    <w:p>
+      <w:pPr>
+        <w:pStyle w:val="BodyText"/>
+      </w:pPr>
+      <w:r>
+        <w:t xml:space="preserve">류드밀라: 의료계에서 그분 모르는 사람이 어디 있어요. 5년 전에 그분이 유럽 젤 하나를 중단시켰는데, 우리는 우리 쪽에서 부작용이 세 건 나고 나서야 맨 마지막으로 알았어요. 공급자는 그동안 내내 입을 다물었고요.</w:t>
+      </w:r>
+    </w:p>
+    <w:p>
+      <w:pPr>
+        <w:pStyle w:val="BodyText"/>
+      </w:pPr>
+      <w:r>
+        <w:t xml:space="preserve">디마: 그래서 「하얘졌다」를 물어보시는 거군요.</w:t>
+      </w:r>
+    </w:p>
+    <w:p>
+      <w:pPr>
+        <w:pStyle w:val="BodyText"/>
+      </w:pPr>
+      <w:r>
+        <w:t xml:space="preserve">류드밀라: 네, 바로 그래서요. 젊은이, 대답은 맞았어요, 한 가지만 빼고요. 히알루로니다제는 그냥 「진료실에」가 아니에요. 매일 아침 미리 희석해 둬야 해요. 희석하는 동안 조직이 죽으니까요. 내 눈으로 직접 봤어요.</w:t>
+      </w:r>
+    </w:p>
+    <w:p>
+      <w:pPr>
+        <w:pStyle w:val="BodyText"/>
+      </w:pPr>
+      <w:r>
+        <w:t xml:space="preserve">디마: 매일 아침 미리 희석. 적을게요. 그게 센터 프로토콜에 있나요?</w:t>
+      </w:r>
+    </w:p>
+    <w:p>
+      <w:pPr>
+        <w:pStyle w:val="BodyText"/>
+      </w:pPr>
+      <w:r>
+        <w:t xml:space="preserve">류드밀라: 없으면 넣으세요. 내 말이라고 코르닐로바에게 전해 줘요, 날 기억할 거예요.</w:t>
+      </w:r>
+    </w:p>
+    <w:p>
+      <w:pPr>
+        <w:pStyle w:val="BodyText"/>
+      </w:pPr>
+      <w:r>
+        <w:t xml:space="preserve">알렉세이: 코르닐로바도 아세요? 오늘은 놀라운 우연이 겹치는 날이네요.</w:t>
+      </w:r>
+    </w:p>
+    <w:p>
+      <w:pPr>
+        <w:pStyle w:val="BodyText"/>
+      </w:pPr>
+      <w:r>
+        <w:t xml:space="preserve">류드밀라: 내가 그분의 첫 간호사였어요. 모든 걸 분 단위로 기록하라고 가르쳐 준 게 그분이에요.</w:t>
+      </w:r>
+    </w:p>
+    <w:p>
+      <w:pPr>
+        <w:pStyle w:val="BodyText"/>
+      </w:pPr>
+      <w:r>
+        <w:t xml:space="preserve">아리나: 거 봐요, 모스크바는 좁다니까요. 류드밀라 이바노브나, 결정은요?</w:t>
+      </w:r>
+    </w:p>
+    <w:p>
+      <w:pPr>
+        <w:pStyle w:val="BodyText"/>
+      </w:pPr>
+      <w:r>
+        <w:t xml:space="preserve">류드밀라: 배우게 하세요, 여섯 명 전부요. 나도 5모듈을 들을게요. 수료증 없으면 서명하셔도 환자 앞에 못 세워요. 이게 내 조건이에요, 아리나 블라디미로브나. 내가 농담 안 하는 거 아시죠.</w:t>
+      </w:r>
+    </w:p>
+    <w:p>
+      <w:pPr>
+        <w:pStyle w:val="BodyText"/>
+      </w:pPr>
+      <w:r>
+        <w:t xml:space="preserve">아리나: 알아요, 그래서 서명할게요. 의사 여섯 명 과정 계약. 납품은 수료증 기준, 독점 없이요.</w:t>
       </w:r>
     </w:p>
     <w:p>
@@ -4253,71 +4253,71 @@
         <w:pStyle w:val="BodyText"/>
       </w:pPr>
       <w:r>
-        <w:t xml:space="preserve">아리나: 나 말고. 이 사람한테. 카리나한테는 「비포 앤 애프터」 촬영은 없다고 전해 줘요. 지겨워요.</w:t>
-      </w:r>
-    </w:p>
-    <w:p>
-      <w:pPr>
-        <w:pStyle w:val="BodyText"/>
-      </w:pPr>
-      <w:r>
-        <w:t xml:space="preserve">디마: 전할게요. 형용사 없이.</w:t>
-      </w:r>
-    </w:p>
-    <w:p>
-      <w:pPr>
-        <w:pStyle w:val="BodyText"/>
-      </w:pPr>
-      <w:r>
-        <w:t xml:space="preserve">아리나: 뭐라고요?</w:t>
-      </w:r>
-    </w:p>
-    <w:p>
-      <w:pPr>
-        <w:pStyle w:val="BodyText"/>
-      </w:pPr>
-      <w:r>
-        <w:t xml:space="preserve">알렉세이: 저희끼리 쓰는 말이에요. 그러니까 — 짧게, 사실만.</w:t>
-      </w:r>
-    </w:p>
-    <w:p>
-      <w:pPr>
-        <w:pStyle w:val="BodyText"/>
-      </w:pPr>
-      <w:r>
-        <w:t xml:space="preserve">아리나: 마음에 들어요. 사부로프는 하루에 스무 번 「마음에 든다」고 해요. 난 — 1년에 한 번. 잘 쓰세요.</w:t>
-      </w:r>
-    </w:p>
-    <w:p>
-      <w:pPr>
-        <w:pStyle w:val="BodyText"/>
-      </w:pPr>
-      <w:r>
-        <w:t xml:space="preserve">류드밀라: 젊은이. 이름이 뭐예요?</w:t>
-      </w:r>
-    </w:p>
-    <w:p>
-      <w:pPr>
-        <w:pStyle w:val="BodyText"/>
-      </w:pPr>
-      <w:r>
-        <w:t xml:space="preserve">디마: 드미트리요. 디마.</w:t>
-      </w:r>
-    </w:p>
-    <w:p>
-      <w:pPr>
-        <w:pStyle w:val="BodyText"/>
-      </w:pPr>
-      <w:r>
-        <w:t xml:space="preserve">류드밀라: 디마. 야로슬라블 출신인 내 지인이 당신이 올 거라고 했어요. 당신 엄마랑 같이 공부했대요. 엄마한테 안부 전해요. 5모듈을 아는 아들을 키웠으면, 좋은 간호사겠네요.</w:t>
-      </w:r>
-    </w:p>
-    <w:p>
-      <w:pPr>
-        <w:pStyle w:val="BodyText"/>
-      </w:pPr>
-      <w:r>
-        <w:t xml:space="preserve">디마: 전할게요. 엄마가… 엄마가 기뻐하실 거예요.</w:t>
+        <w:t xml:space="preserve">아리나: 나 말고 이분께요. 그리고 카리나에게 「비포 앤 애프터」 촬영은 없다고 전해 줘요, 나도 그거 질렸거든요.</w:t>
+      </w:r>
+    </w:p>
+    <w:p>
+      <w:pPr>
+        <w:pStyle w:val="BodyText"/>
+      </w:pPr>
+      <w:r>
+        <w:t xml:space="preserve">디마: 전할게요, 형용사 없이요.</w:t>
+      </w:r>
+    </w:p>
+    <w:p>
+      <w:pPr>
+        <w:pStyle w:val="BodyText"/>
+      </w:pPr>
+      <w:r>
+        <w:t xml:space="preserve">아리나: 뭐라고요? 형용사가 무슨 상관인지 모르겠네요.</w:t>
+      </w:r>
+    </w:p>
+    <w:p>
+      <w:pPr>
+        <w:pStyle w:val="BodyText"/>
+      </w:pPr>
+      <w:r>
+        <w:t xml:space="preserve">알렉세이: 우리끼리 쓰는 표현이에요. 짧게, 사실만 말한다는 뜻이에요.</w:t>
+      </w:r>
+    </w:p>
+    <w:p>
+      <w:pPr>
+        <w:pStyle w:val="BodyText"/>
+      </w:pPr>
+      <w:r>
+        <w:t xml:space="preserve">아리나: 마음에 드네요. 사부로프는 하루에 스무 번 「마음에 든다」고 하지만 난 1년에 한 번이니까, 잘 써먹으세요.</w:t>
+      </w:r>
+    </w:p>
+    <w:p>
+      <w:pPr>
+        <w:pStyle w:val="BodyText"/>
+      </w:pPr>
+      <w:r>
+        <w:t xml:space="preserve">류드밀라: 젊은이, 이름이 뭐예요?</w:t>
+      </w:r>
+    </w:p>
+    <w:p>
+      <w:pPr>
+        <w:pStyle w:val="BodyText"/>
+      </w:pPr>
+      <w:r>
+        <w:t xml:space="preserve">디마: 드미트리요, 그냥 디마라고 불러 주세요.</w:t>
+      </w:r>
+    </w:p>
+    <w:p>
+      <w:pPr>
+        <w:pStyle w:val="BodyText"/>
+      </w:pPr>
+      <w:r>
+        <w:t xml:space="preserve">류드밀라: 디마, 야로슬라블 사는 내 지인이 당신이 올 거라고 했어요. 당신 엄마랑 같이 공부했대요. 엄마한테 나랑 그 친구 안부 전해 줘요. 5모듈을 아는 아들을 키웠으면 좋은 간호사예요.</w:t>
+      </w:r>
+    </w:p>
+    <w:p>
+      <w:pPr>
+        <w:pStyle w:val="BodyText"/>
+      </w:pPr>
+      <w:r>
+        <w:t xml:space="preserve">디마: 꼭 전할게요, 엄마가… 엄마가 정말 기뻐하실 거예요.</w:t>
       </w:r>
     </w:p>
     <w:bookmarkEnd w:id="36"/>
@@ -4335,119 +4335,119 @@
         <w:pStyle w:val="FirstParagraph"/>
       </w:pPr>
       <w:r>
-        <w:t xml:space="preserve">알렉세이: 디마, 도표를 다시 그려요. 결정은 누가 해요?</w:t>
-      </w:r>
-    </w:p>
-    <w:p>
-      <w:pPr>
-        <w:pStyle w:val="BodyText"/>
-      </w:pPr>
-      <w:r>
-        <w:t xml:space="preserve">디마: 서명 — 아리나. 멈춤 — 사부로프. 결정 — 류드밀라 이바노브나. 그리고 카리나는… 카리나는 인스타그램을 원하고요.</w:t>
-      </w:r>
-    </w:p>
-    <w:p>
-      <w:pPr>
-        <w:pStyle w:val="BodyText"/>
-      </w:pPr>
-      <w:r>
-        <w:t xml:space="preserve">알렉세이: 10년 동안 병원장들을 찾아다녔어요. 수간호사와는 한 번도 얘기 안 했어요. 한 번도.</w:t>
-      </w:r>
-    </w:p>
-    <w:p>
-      <w:pPr>
-        <w:pStyle w:val="BodyText"/>
-      </w:pPr>
-      <w:r>
-        <w:t xml:space="preserve">디마: 왜요?</w:t>
-      </w:r>
-    </w:p>
-    <w:p>
-      <w:pPr>
-        <w:pStyle w:val="BodyText"/>
-      </w:pPr>
-      <w:r>
-        <w:t xml:space="preserve">알렉세이: 간호사는 서명을 안 하니까요. 「헬베메드」에서 그렇게 배웠어요: 시간은 서명하는 사람에게만. 나머지는 「영향자」, 그들에겐 5분. 그런데 오늘은 「영향자」가 전부 결정했어요. 10년 동안 — 엉뚱한 사람들과 얘기했네요.</w:t>
-      </w:r>
-    </w:p>
-    <w:p>
-      <w:pPr>
-        <w:pStyle w:val="BodyText"/>
-      </w:pPr>
-      <w:r>
-        <w:t xml:space="preserve">디마: 농장도 같아요. 서명은 조합장이. 결정은 수의사가. 그리고 전부 아는 건 착유원이에요.</w:t>
-      </w:r>
-    </w:p>
-    <w:p>
-      <w:pPr>
-        <w:pStyle w:val="BodyText"/>
-      </w:pPr>
-      <w:r>
-        <w:t xml:space="preserve">알렉세이: 착유원이요?</w:t>
-      </w:r>
-    </w:p>
-    <w:p>
-      <w:pPr>
-        <w:pStyle w:val="BodyText"/>
-      </w:pPr>
-      <w:r>
-        <w:t xml:space="preserve">디마: 착유원은 소를 매일 봐요. 수의사는 — 일주일에 한 번. 조합장은 — 1년에 한 번, 사진으로.</w:t>
-      </w:r>
-    </w:p>
-    <w:p>
-      <w:pPr>
-        <w:pStyle w:val="BodyText"/>
-      </w:pPr>
-      <w:r>
-        <w:t xml:space="preserve">알렉세이: 그걸 공책에 적어요. 규칙 2번이에요.</w:t>
-      </w:r>
-    </w:p>
-    <w:p>
-      <w:pPr>
-        <w:pStyle w:val="BodyText"/>
-      </w:pPr>
-      <w:r>
-        <w:t xml:space="preserve">디마: 벌써 적고 있어요. 「결정하는 사람은 서명하는 사람이 아니라 결과를 수습하는 사람이다」.</w:t>
-      </w:r>
-    </w:p>
-    <w:p>
-      <w:pPr>
-        <w:pStyle w:val="BodyText"/>
-      </w:pPr>
-      <w:r>
-        <w:t xml:space="preserve">알렉세이: 좋아요. 전화. 이리나네요. 네, 이리나.</w:t>
-      </w:r>
-    </w:p>
-    <w:p>
-      <w:pPr>
-        <w:pStyle w:val="BodyText"/>
-      </w:pPr>
-      <w:r>
-        <w:t xml:space="preserve">이리나: 알렉세이, 루블룝카는 어땠어요? 그리고: 코르닐로바가 전해 달래요. 교육은 — 우리 센터에서만. 출장 교육은 없어요.</w:t>
-      </w:r>
-    </w:p>
-    <w:p>
-      <w:pPr>
-        <w:pStyle w:val="BodyText"/>
-      </w:pPr>
-      <w:r>
-        <w:t xml:space="preserve">알렉세이: 서명했어요. 의사 6명. 그리고 수간호사 — 5모듈. 그리고 류드밀라 이바노브나가 코르닐로바에게 전해 달래요: 히알루로니다아제는 매일 아침 희석해 두라고. 코르닐로바가 기억할 거래요. 그분의 첫 간호사래요.</w:t>
-      </w:r>
-    </w:p>
-    <w:p>
-      <w:pPr>
-        <w:pStyle w:val="BodyText"/>
-      </w:pPr>
-      <w:r>
-        <w:t xml:space="preserve">이리나: 코르닐로바의 첫 간호사? 루블룝카에? 모스크바는…</w:t>
-      </w:r>
-    </w:p>
-    <w:p>
-      <w:pPr>
-        <w:pStyle w:val="BodyText"/>
-      </w:pPr>
-      <w:r>
-        <w:t xml:space="preserve">디마: …좁죠. 이리나 세르게예브나, 저희도 알아요.</w:t>
+        <w:t xml:space="preserve">알렉세이: 디마, 도표를 다시 그려요. 실제로 결정하는 사람은 누구죠?</w:t>
+      </w:r>
+    </w:p>
+    <w:p>
+      <w:pPr>
+        <w:pStyle w:val="BodyText"/>
+      </w:pPr>
+      <w:r>
+        <w:t xml:space="preserve">디마: 서명은 아리나, 멈추는 건 사부로프, 결정은 류드밀라 이바노브나. 그리고 카리나는… 카리나는 인스타그램을 원하고요.</w:t>
+      </w:r>
+    </w:p>
+    <w:p>
+      <w:pPr>
+        <w:pStyle w:val="BodyText"/>
+      </w:pPr>
+      <w:r>
+        <w:t xml:space="preserve">알렉세이: 10년 동안 병원장들을 찾아다니면서, 정말이지 단 한 번도 수간호사와 얘기해 본 적이 없어요.</w:t>
+      </w:r>
+    </w:p>
+    <w:p>
+      <w:pPr>
+        <w:pStyle w:val="BodyText"/>
+      </w:pPr>
+      <w:r>
+        <w:t xml:space="preserve">디마: 왜 그랬어요?</w:t>
+      </w:r>
+    </w:p>
+    <w:p>
+      <w:pPr>
+        <w:pStyle w:val="BodyText"/>
+      </w:pPr>
+      <w:r>
+        <w:t xml:space="preserve">알렉세이: 간호사는 서명을 안 하니까요. 「헬베메드」에서 그렇게 배웠어요: 시간은 서명하는 사람에게만. 나머지는 「영향력자」, 5분이면 충분. 그런데 오늘은 「영향력자」가 모든 걸 결정했어요. 결국 10년 동안 엉뚱한 사람들과 얘기한 거예요.</w:t>
+      </w:r>
+    </w:p>
+    <w:p>
+      <w:pPr>
+        <w:pStyle w:val="BodyText"/>
+      </w:pPr>
+      <w:r>
+        <w:t xml:space="preserve">디마: 농장도 똑같아요: 서명은 조합장이, 결정은 수의사가, 모든 걸 아는 건 젖 짜는 사람이에요.</w:t>
+      </w:r>
+    </w:p>
+    <w:p>
+      <w:pPr>
+        <w:pStyle w:val="BodyText"/>
+      </w:pPr>
+      <w:r>
+        <w:t xml:space="preserve">알렉세이: 젖 짜는 사람이요? 왜 하필 그 사람이에요?</w:t>
+      </w:r>
+    </w:p>
+    <w:p>
+      <w:pPr>
+        <w:pStyle w:val="BodyText"/>
+      </w:pPr>
+      <w:r>
+        <w:t xml:space="preserve">디마: 젖 짜는 사람은 소를 매일 보고, 수의사는 일주일에 한 번, 조합장은 1년에 한 번, 사진으로 봐요.</w:t>
+      </w:r>
+    </w:p>
+    <w:p>
+      <w:pPr>
+        <w:pStyle w:val="BodyText"/>
+      </w:pPr>
+      <w:r>
+        <w:t xml:space="preserve">알렉세이: 그걸 공책에 적어요, 규칙 2번이 될 거예요.</w:t>
+      </w:r>
+    </w:p>
+    <w:p>
+      <w:pPr>
+        <w:pStyle w:val="BodyText"/>
+      </w:pPr>
+      <w:r>
+        <w:t xml:space="preserve">디마: 벌써 쓰고 있어요. 「결정하는 사람은 서명하는 사람이 아니라 뒷수습을 하는 사람이다」.</w:t>
+      </w:r>
+    </w:p>
+    <w:p>
+      <w:pPr>
+        <w:pStyle w:val="BodyText"/>
+      </w:pPr>
+      <w:r>
+        <w:t xml:space="preserve">알렉세이: 좋아요, 마침 이리나한테서 전화가 오네요. 네, 말씀하세요, 이리나.</w:t>
+      </w:r>
+    </w:p>
+    <w:p>
+      <w:pPr>
+        <w:pStyle w:val="BodyText"/>
+      </w:pPr>
+      <w:r>
+        <w:t xml:space="preserve">이리나: 알렉세이, 루블룝카는 어떻게 됐어요? 그리고 코르닐로바가 과정은 우리 쪽에서만 하고 출장 강의는 없다고 전해 달래요.</w:t>
+      </w:r>
+    </w:p>
+    <w:p>
+      <w:pPr>
+        <w:pStyle w:val="BodyText"/>
+      </w:pPr>
+      <w:r>
+        <w:t xml:space="preserve">알렉세이: 서명했어요: 의사 여섯 명, 거기에 수간호사가 5모듈을 들어요. 그리고 류드밀라 이바노브나가 코르닐로바에게 히알루로니다제는 매일 아침 희석해야 한다고 전해 달래요. 코르닐로바의 첫 간호사라서 기억할 거고, 안부를 들으면 기뻐하실 거예요.</w:t>
+      </w:r>
+    </w:p>
+    <w:p>
+      <w:pPr>
+        <w:pStyle w:val="BodyText"/>
+      </w:pPr>
+      <w:r>
+        <w:t xml:space="preserve">이리나: 코르닐로바의 첫 간호사요? 그것도 루블룝카에서요? 참, 모스크바는…</w:t>
+      </w:r>
+    </w:p>
+    <w:p>
+      <w:pPr>
+        <w:pStyle w:val="BodyText"/>
+      </w:pPr>
+      <w:r>
+        <w:t xml:space="preserve">디마: …좁다. 이리나 세르게예브나, 저희도 이미 알아요.</w:t>
       </w:r>
     </w:p>
     <w:bookmarkEnd w:id="37"/>
